--- a/CÔNG TY TNHH SẢN XUẤT VẠN SỰ PHÚC/VanSuPhuc_ThayDoi_CSH_DDPL/VanSuPhuc_ThayDoi_CSH_DDPL/HoSo1_Hop dong chuyen nhuong.docx
+++ b/CÔNG TY TNHH SẢN XUẤT VẠN SỰ PHÚC/VanSuPhuc_ThayDoi_CSH_DDPL/VanSuPhuc_ThayDoi_CSH_DDPL/HoSo1_Hop dong chuyen nhuong.docx
@@ -157,7 +157,7 @@
           <w:sz w:val="26"/>
           <w:szCs w:val="26"/>
         </w:rPr>
-        <w:t>30</w:t>
+        <w:t>9</w:t>
       </w:r>
       <w:r>
         <w:rPr>
@@ -173,23 +173,39 @@
           <w:sz w:val="26"/>
           <w:szCs w:val="26"/>
         </w:rPr>
-        <w:t>10</w:t>
-      </w:r>
-      <w:r>
-        <w:rPr>
-          <w:rFonts w:ascii="Times New Roman" w:hAnsi="Times New Roman"/>
-          <w:sz w:val="26"/>
-          <w:szCs w:val="26"/>
-        </w:rPr>
-        <w:t xml:space="preserve"> năm 2025 tại trụ sở </w:t>
-      </w:r>
-      <w:r>
-        <w:rPr>
-          <w:rFonts w:ascii="Times New Roman" w:hAnsi="Times New Roman"/>
-          <w:sz w:val="26"/>
-          <w:szCs w:val="26"/>
-        </w:rPr>
-        <w:t>CÔNG TY TNHH TÍN PHÁT VINH</w:t>
+        <w:t>6</w:t>
+      </w:r>
+      <w:r>
+        <w:rPr>
+          <w:rFonts w:ascii="Times New Roman" w:hAnsi="Times New Roman"/>
+          <w:sz w:val="26"/>
+          <w:szCs w:val="26"/>
+        </w:rPr>
+        <w:t xml:space="preserve"> năm 202</w:t>
+      </w:r>
+      <w:r>
+        <w:rPr>
+          <w:rFonts w:ascii="Times New Roman" w:hAnsi="Times New Roman"/>
+          <w:sz w:val="26"/>
+          <w:szCs w:val="26"/>
+        </w:rPr>
+        <w:t>6</w:t>
+      </w:r>
+      <w:r>
+        <w:rPr>
+          <w:rFonts w:ascii="Times New Roman" w:hAnsi="Times New Roman"/>
+          <w:sz w:val="26"/>
+          <w:szCs w:val="26"/>
+        </w:rPr>
+        <w:t xml:space="preserve"> tại trụ sở </w:t>
+      </w:r>
+      <w:r>
+        <w:rPr>
+          <w:rFonts w:ascii="Times New Roman" w:hAnsi="Times New Roman"/>
+          <w:sz w:val="26"/>
+          <w:szCs w:val="26"/>
+        </w:rPr>
+        <w:t>CÔNG TY TNHH SẢN XUẤT VẠN SỰ PHÚC</w:t>
       </w:r>
       <w:r>
         <w:rPr>
@@ -205,7 +221,7 @@
           <w:sz w:val="26"/>
           <w:szCs w:val="26"/>
         </w:rPr>
-        <w:t>Số 53, Đường số 9, KDC An Bình 2, Khu Phố Bình Đường 4, Phường Dĩ An, Thành phố Hồ Chí Minh, Việt Nam</w:t>
+        <w:t>Số 5A/10, đường Bùi Hữu Nghĩa, khu phố Bình Đức 2, Phường Bình Hòa, Thành phố Hồ Chí Minh, Việt Nam</w:t>
       </w:r>
     </w:p>
     <w:p>
@@ -268,174 +284,98 @@
     </w:p>
     <w:p>
       <w:pPr>
-        <w:spacing w:before="120" w:after="0"/>
-        <w:jc w:val="both"/>
-        <w:rPr>
-          <w:rFonts w:ascii="Times New Roman" w:hAnsi="Times New Roman"/>
-          <w:bCs/>
-          <w:color w:val="000000" w:themeColor="text1"/>
-          <w:sz w:val="26"/>
-          <w:szCs w:val="26"/>
-          <w:lang w:val="sv-SE"/>
-        </w:rPr>
-      </w:pPr>
-      <w:r>
-        <w:rPr>
-          <w:rFonts w:ascii="Times New Roman" w:hAnsi="Times New Roman"/>
-          <w:sz w:val="26"/>
-          <w:szCs w:val="26"/>
-        </w:rPr>
-        <w:t xml:space="preserve">Họ tên: </w:t>
-      </w:r>
-      <w:r>
-        <w:rPr>
-          <w:rFonts w:ascii="Times New Roman" w:hAnsi="Times New Roman"/>
-          <w:sz w:val="26"/>
-          <w:szCs w:val="26"/>
-        </w:rPr>
-        <w:t>NGUYỄN VĂN VINH</w:t>
-      </w:r>
-      <w:r>
-        <w:rPr>
-          <w:rFonts w:ascii="Times New Roman" w:hAnsi="Times New Roman"/>
-          <w:sz w:val="26"/>
-          <w:szCs w:val="26"/>
-        </w:rPr>
-        <w:tab/>
-        <w:t xml:space="preserve">   Giớ</w:t>
-      </w:r>
-      <w:r>
-        <w:rPr>
-          <w:rFonts w:ascii="Times New Roman" w:hAnsi="Times New Roman"/>
-          <w:sz w:val="26"/>
-          <w:szCs w:val="26"/>
-        </w:rPr>
-        <w:t>i tính: N</w:t>
-      </w:r>
-      <w:r>
-        <w:rPr>
-          <w:rFonts w:ascii="Times New Roman" w:hAnsi="Times New Roman"/>
-          <w:sz w:val="26"/>
-          <w:szCs w:val="26"/>
-        </w:rPr>
-        <w:t>am</w:t>
-      </w:r>
-    </w:p>
-    <w:p>
-      <w:pPr>
-        <w:spacing w:before="120" w:after="0"/>
-        <w:jc w:val="both"/>
-        <w:rPr>
-          <w:rFonts w:ascii="Times New Roman" w:hAnsi="Times New Roman"/>
-          <w:bCs/>
-          <w:color w:val="000000" w:themeColor="text1"/>
-          <w:sz w:val="26"/>
-          <w:szCs w:val="26"/>
-          <w:lang w:val="vi-VN"/>
-        </w:rPr>
-      </w:pPr>
-      <w:r>
-        <w:rPr>
-          <w:rFonts w:ascii="Times New Roman" w:hAnsi="Times New Roman"/>
-          <w:bCs/>
-          <w:color w:val="000000" w:themeColor="text1"/>
-          <w:sz w:val="26"/>
-          <w:szCs w:val="26"/>
-          <w:lang w:val="sv-SE"/>
-        </w:rPr>
-        <w:t xml:space="preserve">Ngày sinh: </w:t>
-      </w:r>
-      <w:r>
-        <w:rPr>
-          <w:rFonts w:ascii="Times New Roman" w:hAnsi="Times New Roman"/>
-          <w:color w:val="000000" w:themeColor="text1"/>
-          <w:sz w:val="26"/>
-          <w:szCs w:val="26"/>
-          <w:lang w:val="sv-SE"/>
-        </w:rPr>
-        <w:t>23/12/1973</w:t>
-      </w:r>
-      <w:r>
-        <w:rPr>
-          <w:rFonts w:ascii="Times New Roman" w:hAnsi="Times New Roman"/>
-          <w:bCs/>
-          <w:color w:val="000000" w:themeColor="text1"/>
-          <w:sz w:val="26"/>
-          <w:szCs w:val="26"/>
-          <w:lang w:val="sv-SE"/>
-        </w:rPr>
-        <w:tab/>
-        <w:t>Quốc tịch: Việt Nam</w:t>
-      </w:r>
-    </w:p>
-    <w:p>
-      <w:pPr>
-        <w:spacing w:before="120" w:after="0"/>
-        <w:jc w:val="both"/>
-        <w:rPr>
-          <w:rFonts w:ascii="Times New Roman" w:hAnsi="Times New Roman"/>
-          <w:bCs/>
-          <w:color w:val="000000" w:themeColor="text1"/>
-          <w:sz w:val="26"/>
-          <w:szCs w:val="26"/>
-          <w:lang w:val="vi-VN"/>
-        </w:rPr>
-      </w:pPr>
-      <w:r>
-        <w:rPr>
-          <w:rFonts w:ascii="Times New Roman" w:hAnsi="Times New Roman"/>
-          <w:sz w:val="26"/>
-          <w:szCs w:val="26"/>
-        </w:rPr>
-        <w:t>C</w:t>
-      </w:r>
-      <w:r>
-        <w:rPr>
-          <w:rFonts w:ascii="Times New Roman" w:hAnsi="Times New Roman"/>
-          <w:sz w:val="26"/>
-          <w:szCs w:val="26"/>
-        </w:rPr>
-        <w:t>ăn cước công dân</w:t>
-      </w:r>
-      <w:r>
-        <w:rPr>
-          <w:rFonts w:ascii="Times New Roman" w:hAnsi="Times New Roman"/>
-          <w:sz w:val="26"/>
-          <w:szCs w:val="26"/>
-        </w:rPr>
-        <w:t xml:space="preserve"> số: </w:t>
-      </w:r>
-      <w:r>
-        <w:rPr>
-          <w:rFonts w:ascii="Times New Roman" w:hAnsi="Times New Roman"/>
-          <w:sz w:val="26"/>
-          <w:szCs w:val="26"/>
-        </w:rPr>
-        <w:t>001073038233</w:t>
-      </w:r>
-      <w:r>
-        <w:rPr>
-          <w:rFonts w:ascii="Times New Roman" w:hAnsi="Times New Roman"/>
-          <w:sz w:val="26"/>
-          <w:szCs w:val="26"/>
-        </w:rPr>
-        <w:t xml:space="preserve">, Ngày cấp: </w:t>
-      </w:r>
-      <w:r>
-        <w:rPr>
-          <w:rFonts w:ascii="Times New Roman" w:hAnsi="Times New Roman"/>
-          <w:sz w:val="26"/>
-          <w:szCs w:val="26"/>
-        </w:rPr>
-        <w:t>14/06/2022</w:t>
-      </w:r>
-      <w:r>
-        <w:rPr>
-          <w:rFonts w:ascii="Times New Roman" w:hAnsi="Times New Roman"/>
-          <w:sz w:val="26"/>
-          <w:szCs w:val="26"/>
-        </w:rPr>
-        <w:t xml:space="preserve">     , Nơi cấp: Cục Cảnh sát quản lý hành chính về trật tự xã hội</w:t>
+        <w:pStyle w:val="NormalWeb"/>
+        <w:rPr>
+          <w:sz w:val="26"/>
+          <w:szCs w:val="26"/>
+        </w:rPr>
+      </w:pPr>
+      <w:r>
+        <w:rPr>
+          <w:sz w:val="26"/>
+          <w:szCs w:val="26"/>
+        </w:rPr>
+        <w:t xml:space="preserve">Họ, chữ đệm và tên: LƯU THỊ MAI KHANH </w:t>
+      </w:r>
+    </w:p>
+    <w:p>
+      <w:pPr>
+        <w:pStyle w:val="NormalWeb"/>
+        <w:rPr>
+          <w:sz w:val="26"/>
+          <w:szCs w:val="26"/>
+        </w:rPr>
+      </w:pPr>
+      <w:r>
+        <w:rPr>
+          <w:sz w:val="26"/>
+          <w:szCs w:val="26"/>
+        </w:rPr>
+        <w:t xml:space="preserve">Ngày, tháng, năm sinh: 15/04/1993 </w:t>
+      </w:r>
+    </w:p>
+    <w:p>
+      <w:pPr>
+        <w:pStyle w:val="NormalWeb"/>
+        <w:rPr>
+          <w:sz w:val="26"/>
+          <w:szCs w:val="26"/>
+        </w:rPr>
+      </w:pPr>
+      <w:r>
+        <w:rPr>
+          <w:sz w:val="26"/>
+          <w:szCs w:val="26"/>
+        </w:rPr>
+        <w:t xml:space="preserve">Số định danh cá nhân: 080193017636 </w:t>
+      </w:r>
+    </w:p>
+    <w:p>
+      <w:pPr>
+        <w:pStyle w:val="NormalWeb"/>
+        <w:rPr>
+          <w:sz w:val="26"/>
+          <w:szCs w:val="26"/>
+        </w:rPr>
+      </w:pPr>
+      <w:r>
+        <w:rPr>
+          <w:sz w:val="26"/>
+          <w:szCs w:val="26"/>
+        </w:rPr>
+        <w:t xml:space="preserve">Giới tính: Nữ </w:t>
+      </w:r>
+    </w:p>
+    <w:p>
+      <w:pPr>
+        <w:pStyle w:val="NormalWeb"/>
+        <w:rPr>
+          <w:sz w:val="26"/>
+          <w:szCs w:val="26"/>
+        </w:rPr>
+      </w:pPr>
+      <w:r>
+        <w:rPr>
+          <w:sz w:val="26"/>
+          <w:szCs w:val="26"/>
+        </w:rPr>
+        <w:t xml:space="preserve">Quốc tịch: Việt Nam </w:t>
+      </w:r>
+    </w:p>
+    <w:p>
+      <w:pPr>
+        <w:pStyle w:val="NormalWeb"/>
+        <w:rPr>
+          <w:sz w:val="26"/>
+          <w:szCs w:val="26"/>
+        </w:rPr>
+      </w:pPr>
+      <w:r>
+        <w:rPr>
+          <w:sz w:val="26"/>
+          <w:szCs w:val="26"/>
+        </w:rPr>
+        <w:t xml:space="preserve">Địa chỉ thường trú và địa chỉ liên lạc: Số 35, Đx 119, Tổ 54, Khu 7, Phường Phú An, Thành phố Hồ Chí Minh, Việt Nam </w:t>
       </w:r>
     </w:p>
     <w:p>
@@ -448,18 +388,256 @@
         <w:spacing w:after="120"/>
         <w:jc w:val="both"/>
         <w:rPr>
-          <w:rFonts w:ascii="Times New Roman" w:hAnsi="Times New Roman"/>
-          <w:sz w:val="26"/>
-          <w:szCs w:val="26"/>
-        </w:rPr>
-      </w:pPr>
-      <w:r>
-        <w:rPr>
-          <w:rFonts w:ascii="Times New Roman" w:hAnsi="Times New Roman"/>
-          <w:sz w:val="26"/>
-          <w:szCs w:val="26"/>
-        </w:rPr>
-        <w:t>Nơi thường trú: 13 đường D1 khu nhà ở thương mại Quốc Thái Thành, khu phố Chiều Liêu, Phường Dĩ An, Thành phố Hồ Chí Minh</w:t>
+          <w:rFonts w:ascii="Times New Roman" w:eastAsia="Times New Roman" w:hAnsi="Times New Roman"/>
+          <w:b/>
+          <w:bCs/>
+          <w:color w:val="000000" w:themeColor="text1"/>
+          <w:sz w:val="26"/>
+          <w:szCs w:val="26"/>
+          <w:lang w:val="vi-VN"/>
+        </w:rPr>
+      </w:pPr>
+    </w:p>
+    <w:p>
+      <w:pPr>
+        <w:spacing w:after="120"/>
+        <w:jc w:val="both"/>
+        <w:rPr>
+          <w:rFonts w:ascii="Times New Roman" w:hAnsi="Times New Roman"/>
+          <w:b/>
+          <w:bCs/>
+          <w:color w:val="000000" w:themeColor="text1"/>
+          <w:sz w:val="26"/>
+          <w:szCs w:val="26"/>
+          <w:lang w:val="sv-SE"/>
+        </w:rPr>
+      </w:pPr>
+      <w:r>
+        <w:rPr>
+          <w:rFonts w:ascii="Times New Roman" w:hAnsi="Times New Roman"/>
+          <w:b/>
+          <w:bCs/>
+          <w:color w:val="000000" w:themeColor="text1"/>
+          <w:sz w:val="26"/>
+          <w:szCs w:val="26"/>
+          <w:lang w:val="sv-SE"/>
+        </w:rPr>
+        <w:t>BÊN NHẬN CHUYỂN NHƯỢNG (Bên mua)</w:t>
+      </w:r>
+    </w:p>
+    <w:p>
+      <w:pPr>
+        <w:pStyle w:val="NormalWeb"/>
+        <w:rPr>
+          <w:sz w:val="26"/>
+          <w:szCs w:val="26"/>
+        </w:rPr>
+      </w:pPr>
+      <w:r>
+        <w:rPr>
+          <w:sz w:val="26"/>
+          <w:szCs w:val="26"/>
+        </w:rPr>
+        <w:t xml:space="preserve">Họ, chữ đệm và tên: </w:t>
+      </w:r>
+      <w:r>
+        <w:rPr>
+          <w:sz w:val="26"/>
+          <w:szCs w:val="26"/>
+        </w:rPr>
+        <w:t>HỨA NGỌC HẠNH</w:t>
+      </w:r>
+    </w:p>
+    <w:p>
+      <w:pPr>
+        <w:pStyle w:val="NormalWeb"/>
+        <w:rPr>
+          <w:sz w:val="26"/>
+          <w:szCs w:val="26"/>
+        </w:rPr>
+      </w:pPr>
+      <w:r>
+        <w:rPr>
+          <w:sz w:val="26"/>
+          <w:szCs w:val="26"/>
+        </w:rPr>
+        <w:t xml:space="preserve">Ngày, tháng, năm sinh: </w:t>
+      </w:r>
+      <w:r>
+        <w:rPr>
+          <w:lang w:val="sv-SE"/>
+        </w:rPr>
+        <w:t>14/07/1991</w:t>
+      </w:r>
+      <w:r>
+        <w:rPr>
+          <w:sz w:val="26"/>
+          <w:szCs w:val="26"/>
+        </w:rPr>
+        <w:t xml:space="preserve"> </w:t>
+      </w:r>
+    </w:p>
+    <w:p>
+      <w:pPr>
+        <w:pStyle w:val="NormalWeb"/>
+        <w:rPr>
+          <w:sz w:val="26"/>
+          <w:szCs w:val="26"/>
+        </w:rPr>
+      </w:pPr>
+      <w:r>
+        <w:rPr>
+          <w:sz w:val="26"/>
+          <w:szCs w:val="26"/>
+        </w:rPr>
+        <w:t xml:space="preserve">Số định danh cá nhân: </w:t>
+      </w:r>
+      <w:r>
+        <w:rPr>
+          <w:lang w:val="vi-VN" w:eastAsia="zh-CN"/>
+        </w:rPr>
+        <w:t>091191009007</w:t>
+      </w:r>
+    </w:p>
+    <w:p>
+      <w:pPr>
+        <w:pStyle w:val="NormalWeb"/>
+        <w:rPr>
+          <w:sz w:val="26"/>
+          <w:szCs w:val="26"/>
+        </w:rPr>
+      </w:pPr>
+      <w:r>
+        <w:rPr>
+          <w:sz w:val="26"/>
+          <w:szCs w:val="26"/>
+        </w:rPr>
+        <w:t xml:space="preserve">Giới tính: Nữ </w:t>
+      </w:r>
+    </w:p>
+    <w:p>
+      <w:pPr>
+        <w:pStyle w:val="NormalWeb"/>
+        <w:rPr>
+          <w:sz w:val="26"/>
+          <w:szCs w:val="26"/>
+        </w:rPr>
+      </w:pPr>
+      <w:r>
+        <w:rPr>
+          <w:sz w:val="26"/>
+          <w:szCs w:val="26"/>
+        </w:rPr>
+        <w:t xml:space="preserve">Quốc tịch: Việt Nam </w:t>
+      </w:r>
+    </w:p>
+    <w:p>
+      <w:pPr>
+        <w:pStyle w:val="NormalWeb"/>
+        <w:rPr>
+          <w:sz w:val="26"/>
+          <w:szCs w:val="26"/>
+        </w:rPr>
+      </w:pPr>
+      <w:r>
+        <w:rPr>
+          <w:sz w:val="26"/>
+          <w:szCs w:val="26"/>
+        </w:rPr>
+        <w:t xml:space="preserve">Địa chỉ thường trú và địa chỉ liên lạc: </w:t>
+      </w:r>
+      <w:r>
+        <w:t>Tổ 18, Khu 6</w:t>
+      </w:r>
+      <w:r>
+        <w:rPr>
+          <w:sz w:val="26"/>
+          <w:szCs w:val="26"/>
+        </w:rPr>
+        <w:t xml:space="preserve">, </w:t>
+      </w:r>
+      <w:r>
+        <w:t>phường Tân Phú</w:t>
+      </w:r>
+      <w:r>
+        <w:rPr>
+          <w:sz w:val="26"/>
+          <w:szCs w:val="26"/>
+        </w:rPr>
+        <w:t xml:space="preserve">, </w:t>
+      </w:r>
+      <w:r>
+        <w:t>Thành phố Đồng Nai</w:t>
+      </w:r>
+      <w:r>
+        <w:rPr>
+          <w:sz w:val="26"/>
+          <w:szCs w:val="26"/>
+        </w:rPr>
+        <w:t xml:space="preserve">, Việt Nam </w:t>
+      </w:r>
+    </w:p>
+    <w:p>
+      <w:pPr>
+        <w:tabs>
+          <w:tab w:val="left" w:leader="dot" w:pos="8789"/>
+        </w:tabs>
+        <w:spacing w:before="120"/>
+        <w:rPr>
+          <w:rFonts w:ascii="Times New Roman" w:hAnsi="Times New Roman"/>
+          <w:sz w:val="26"/>
+          <w:szCs w:val="26"/>
+        </w:rPr>
+      </w:pPr>
+    </w:p>
+    <w:p>
+      <w:pPr>
+        <w:tabs>
+          <w:tab w:val="left" w:leader="dot" w:pos="8789"/>
+        </w:tabs>
+        <w:spacing w:before="120"/>
+        <w:rPr>
+          <w:rFonts w:ascii="Times New Roman" w:eastAsia="Times New Roman" w:hAnsi="Times New Roman"/>
+          <w:b/>
+          <w:color w:val="000000" w:themeColor="text1"/>
+          <w:sz w:val="26"/>
+          <w:szCs w:val="26"/>
+          <w:lang w:val="sv-SE"/>
+        </w:rPr>
+      </w:pPr>
+      <w:r>
+        <w:rPr>
+          <w:rFonts w:ascii="Times New Roman" w:eastAsia="Times New Roman" w:hAnsi="Times New Roman"/>
+          <w:b/>
+          <w:color w:val="000000" w:themeColor="text1"/>
+          <w:sz w:val="26"/>
+          <w:szCs w:val="26"/>
+          <w:lang w:val="sv-SE"/>
+        </w:rPr>
+        <w:lastRenderedPageBreak/>
+        <w:t>Hai bên đồng ý thực hiện việc chuyển nhượng phần vốn góp</w:t>
+      </w:r>
+      <w:r>
+        <w:rPr>
+          <w:rFonts w:ascii="Times New Roman" w:eastAsia="Times New Roman" w:hAnsi="Times New Roman"/>
+          <w:b/>
+          <w:color w:val="000000" w:themeColor="text1"/>
+          <w:sz w:val="26"/>
+          <w:szCs w:val="26"/>
+          <w:lang w:val="sv-SE"/>
+        </w:rPr>
+        <w:t xml:space="preserve"> </w:t>
+      </w:r>
+      <w:r>
+        <w:rPr>
+          <w:rFonts w:ascii="Times New Roman" w:eastAsia="Times New Roman" w:hAnsi="Times New Roman"/>
+          <w:b/>
+          <w:color w:val="000000" w:themeColor="text1"/>
+          <w:sz w:val="26"/>
+          <w:szCs w:val="26"/>
+          <w:lang w:val="sv-SE"/>
+        </w:rPr>
+        <w:t>với các thỏa thuận như sau:</w:t>
       </w:r>
     </w:p>
     <w:p>
@@ -472,22 +650,518 @@
         <w:spacing w:after="120"/>
         <w:jc w:val="both"/>
         <w:rPr>
+          <w:rFonts w:ascii="Times New Roman" w:hAnsi="Times New Roman"/>
+          <w:color w:val="000000" w:themeColor="text1"/>
+          <w:sz w:val="26"/>
+          <w:szCs w:val="26"/>
+          <w:lang w:val="sv-SE"/>
+        </w:rPr>
+      </w:pPr>
+      <w:r>
+        <w:rPr>
+          <w:rFonts w:ascii="Times New Roman" w:hAnsi="Times New Roman"/>
+          <w:sz w:val="26"/>
+          <w:szCs w:val="26"/>
+        </w:rPr>
+        <w:t xml:space="preserve">Điều 1: Trong thời gian qua, </w:t>
+      </w:r>
+      <w:r>
+        <w:rPr>
+          <w:rFonts w:ascii="Times New Roman" w:hAnsi="Times New Roman"/>
+          <w:sz w:val="26"/>
+          <w:szCs w:val="26"/>
+        </w:rPr>
+        <w:t>ông/</w:t>
+      </w:r>
+      <w:r>
+        <w:rPr>
+          <w:rFonts w:ascii="Times New Roman" w:hAnsi="Times New Roman"/>
+          <w:sz w:val="26"/>
+          <w:szCs w:val="26"/>
+        </w:rPr>
+        <w:t>bà</w:t>
+      </w:r>
+      <w:r>
+        <w:rPr>
+          <w:rFonts w:ascii="Times New Roman" w:hAnsi="Times New Roman"/>
+          <w:sz w:val="26"/>
+          <w:szCs w:val="26"/>
+        </w:rPr>
+        <w:t xml:space="preserve"> </w:t>
+      </w:r>
+      <w:r>
+        <w:rPr>
+          <w:rFonts w:ascii="Times New Roman" w:hAnsi="Times New Roman"/>
+          <w:sz w:val="26"/>
+          <w:szCs w:val="26"/>
+        </w:rPr>
+        <w:t>LƯU THỊ MAI KHANH</w:t>
+      </w:r>
+      <w:r>
+        <w:rPr>
+          <w:rFonts w:ascii="Times New Roman" w:hAnsi="Times New Roman"/>
+          <w:sz w:val="26"/>
+          <w:szCs w:val="26"/>
+        </w:rPr>
+        <w:t xml:space="preserve"> (Bên bán) có góp vốn vào </w:t>
+      </w:r>
+      <w:r>
+        <w:rPr>
+          <w:rFonts w:ascii="Times New Roman" w:hAnsi="Times New Roman"/>
+          <w:sz w:val="26"/>
+          <w:szCs w:val="26"/>
+        </w:rPr>
+        <w:t>CÔNG TY TNHH SẢN XUẤT VẠN SỰ PHÚC</w:t>
+      </w:r>
+      <w:r>
+        <w:rPr>
+          <w:rFonts w:ascii="Times New Roman" w:hAnsi="Times New Roman"/>
+          <w:sz w:val="26"/>
+          <w:szCs w:val="26"/>
+        </w:rPr>
+        <w:t xml:space="preserve"> với giá trị phần vốn góp là </w:t>
+      </w:r>
+      <w:r>
+        <w:rPr>
+          <w:rFonts w:ascii="Times New Roman" w:hAnsi="Times New Roman"/>
+          <w:sz w:val="26"/>
+          <w:szCs w:val="26"/>
+        </w:rPr>
+        <w:t>10</w:t>
+      </w:r>
+      <w:r>
+        <w:rPr>
+          <w:rFonts w:ascii="Times New Roman" w:hAnsi="Times New Roman"/>
+          <w:sz w:val="26"/>
+          <w:szCs w:val="26"/>
+        </w:rPr>
+        <w:t>.000.000.000</w:t>
+      </w:r>
+      <w:r>
+        <w:rPr>
+          <w:rFonts w:ascii="Times New Roman" w:hAnsi="Times New Roman"/>
+          <w:sz w:val="26"/>
+          <w:szCs w:val="26"/>
+        </w:rPr>
+        <w:t xml:space="preserve"> </w:t>
+      </w:r>
+      <w:r>
+        <w:rPr>
+          <w:rFonts w:ascii="Times New Roman" w:hAnsi="Times New Roman"/>
+          <w:color w:val="000000" w:themeColor="text1"/>
+          <w:sz w:val="26"/>
+          <w:szCs w:val="26"/>
+          <w:lang w:val="sv-SE" w:eastAsia="zh-CN"/>
+        </w:rPr>
+        <w:t>VNĐ (</w:t>
+      </w:r>
+      <w:r>
+        <w:rPr>
+          <w:rFonts w:ascii="Times New Roman" w:hAnsi="Times New Roman"/>
+          <w:sz w:val="26"/>
+          <w:szCs w:val="26"/>
+        </w:rPr>
+        <w:t>Mười</w:t>
+      </w:r>
+      <w:r>
+        <w:rPr>
+          <w:rFonts w:ascii="Times New Roman" w:hAnsi="Times New Roman"/>
+          <w:sz w:val="26"/>
+          <w:szCs w:val="26"/>
+        </w:rPr>
+        <w:t xml:space="preserve"> tỷ đồng</w:t>
+      </w:r>
+      <w:r>
+        <w:rPr>
+          <w:rFonts w:ascii="Times New Roman" w:hAnsi="Times New Roman"/>
+          <w:color w:val="000000" w:themeColor="text1"/>
+          <w:sz w:val="26"/>
+          <w:szCs w:val="26"/>
+          <w:lang w:val="sv-SE" w:eastAsia="zh-CN"/>
+        </w:rPr>
+        <w:t>)</w:t>
+      </w:r>
+      <w:r>
+        <w:rPr>
+          <w:rFonts w:ascii="Times New Roman" w:hAnsi="Times New Roman"/>
+          <w:sz w:val="26"/>
+          <w:szCs w:val="26"/>
+        </w:rPr>
+        <w:t xml:space="preserve">, tương ứng với tỷ lệ </w:t>
+      </w:r>
+      <w:r>
+        <w:rPr>
+          <w:rFonts w:ascii="Times New Roman" w:hAnsi="Times New Roman"/>
+          <w:sz w:val="26"/>
+          <w:szCs w:val="26"/>
+        </w:rPr>
+        <w:t>10</w:t>
+      </w:r>
+      <w:r>
+        <w:rPr>
+          <w:rFonts w:ascii="Times New Roman" w:hAnsi="Times New Roman"/>
+          <w:sz w:val="26"/>
+          <w:szCs w:val="26"/>
+        </w:rPr>
+        <w:t xml:space="preserve">0% vốn điều lệ công ty theo Giấy chứng nhận đăng ký doanh nghiệp số </w:t>
+      </w:r>
+      <w:r>
+        <w:rPr>
+          <w:rFonts w:ascii="Times New Roman" w:hAnsi="Times New Roman"/>
+          <w:sz w:val="26"/>
+          <w:szCs w:val="26"/>
+        </w:rPr>
+        <w:t>3703442279</w:t>
+      </w:r>
+      <w:r>
+        <w:rPr>
+          <w:rFonts w:ascii="Times New Roman" w:hAnsi="Times New Roman"/>
+          <w:sz w:val="26"/>
+          <w:szCs w:val="26"/>
+        </w:rPr>
+        <w:t xml:space="preserve"> </w:t>
+      </w:r>
+      <w:r>
+        <w:rPr>
+          <w:rFonts w:ascii="Times New Roman" w:hAnsi="Times New Roman"/>
+          <w:sz w:val="26"/>
+          <w:szCs w:val="26"/>
+        </w:rPr>
+        <w:t>do Phòng Đăng ký kinh doanh</w:t>
+      </w:r>
+      <w:r>
+        <w:rPr>
+          <w:rFonts w:ascii="Times New Roman" w:hAnsi="Times New Roman"/>
+          <w:sz w:val="26"/>
+          <w:szCs w:val="26"/>
+        </w:rPr>
+        <w:t xml:space="preserve"> – </w:t>
+      </w:r>
+      <w:r>
+        <w:rPr>
+          <w:rFonts w:ascii="Times New Roman" w:hAnsi="Times New Roman"/>
+          <w:sz w:val="26"/>
+          <w:szCs w:val="26"/>
+        </w:rPr>
+        <w:t xml:space="preserve">Sở </w:t>
+      </w:r>
+      <w:r>
+        <w:rPr>
+          <w:rFonts w:ascii="Times New Roman" w:hAnsi="Times New Roman"/>
+          <w:sz w:val="26"/>
+          <w:szCs w:val="26"/>
+        </w:rPr>
+        <w:t>Tài Chính thành phố Hồ Chí Minh</w:t>
+      </w:r>
+      <w:r>
+        <w:rPr>
+          <w:rFonts w:ascii="Times New Roman" w:hAnsi="Times New Roman"/>
+          <w:sz w:val="26"/>
+          <w:szCs w:val="26"/>
+        </w:rPr>
+        <w:t xml:space="preserve"> </w:t>
+      </w:r>
+      <w:r>
+        <w:rPr>
+          <w:rFonts w:ascii="Times New Roman" w:hAnsi="Times New Roman"/>
+          <w:sz w:val="26"/>
+          <w:szCs w:val="26"/>
+        </w:rPr>
+        <w:t>đ</w:t>
+      </w:r>
+      <w:r>
+        <w:rPr>
+          <w:rFonts w:ascii="Times New Roman" w:hAnsi="Times New Roman"/>
+          <w:sz w:val="26"/>
+          <w:szCs w:val="26"/>
+        </w:rPr>
+        <w:t>ăng ký lần đầu: ngày 09 tháng 02 năm 2026 Đăng ký thay đổi lần thứ: 1, ngày 10 tháng 03 năm 2026</w:t>
+      </w:r>
+    </w:p>
+    <w:p>
+      <w:pPr>
+        <w:jc w:val="both"/>
+        <w:rPr>
+          <w:rFonts w:ascii="Times New Roman" w:hAnsi="Times New Roman"/>
+          <w:color w:val="000000" w:themeColor="text1"/>
+          <w:sz w:val="26"/>
+          <w:szCs w:val="26"/>
+          <w:lang w:val="sv-SE" w:eastAsia="zh-CN"/>
+        </w:rPr>
+      </w:pPr>
+      <w:r>
+        <w:rPr>
           <w:rFonts w:ascii="Times New Roman" w:eastAsia="Times New Roman" w:hAnsi="Times New Roman"/>
           <w:b/>
-          <w:bCs/>
-          <w:color w:val="000000" w:themeColor="text1"/>
-          <w:sz w:val="26"/>
-          <w:szCs w:val="26"/>
-          <w:lang w:val="vi-VN"/>
-        </w:rPr>
-      </w:pPr>
-      <w:r>
-        <w:rPr>
-          <w:rFonts w:ascii="Times New Roman" w:hAnsi="Times New Roman"/>
-          <w:sz w:val="26"/>
-          <w:szCs w:val="26"/>
-        </w:rPr>
-        <w:t>Nơi ở hiện tại: 13 đường D1 khu nhà ở thương mại Quốc Thái Thành, khu phố Chiều Liêu, Phường Dĩ An, Thành phố Hồ Chí Minh</w:t>
+          <w:color w:val="000000" w:themeColor="text1"/>
+          <w:sz w:val="26"/>
+          <w:szCs w:val="26"/>
+          <w:u w:val="single"/>
+          <w:lang w:val="sv-SE"/>
+        </w:rPr>
+        <w:t>Điều 2:</w:t>
+      </w:r>
+      <w:r>
+        <w:rPr>
+          <w:rFonts w:ascii="Times New Roman" w:eastAsia="Times New Roman" w:hAnsi="Times New Roman"/>
+          <w:color w:val="000000" w:themeColor="text1"/>
+          <w:sz w:val="26"/>
+          <w:szCs w:val="26"/>
+          <w:lang w:val="sv-SE"/>
+        </w:rPr>
+        <w:t xml:space="preserve"> Hai bên cùng </w:t>
+      </w:r>
+      <w:r>
+        <w:rPr>
+          <w:rFonts w:ascii="Times New Roman" w:eastAsia="Times New Roman" w:hAnsi="Times New Roman"/>
+          <w:color w:val="000000" w:themeColor="text1"/>
+          <w:sz w:val="26"/>
+          <w:szCs w:val="26"/>
+          <w:lang w:val="sv-SE"/>
+        </w:rPr>
+        <w:t xml:space="preserve">thỏa thuận chuyển nhượng </w:t>
+      </w:r>
+      <w:r>
+        <w:rPr>
+          <w:rFonts w:ascii="Times New Roman" w:eastAsia="Times New Roman" w:hAnsi="Times New Roman"/>
+          <w:color w:val="000000" w:themeColor="text1"/>
+          <w:sz w:val="26"/>
+          <w:szCs w:val="26"/>
+          <w:lang w:val="sv-SE"/>
+        </w:rPr>
+        <w:t>phần</w:t>
+      </w:r>
+      <w:r>
+        <w:rPr>
+          <w:rFonts w:ascii="Times New Roman" w:eastAsia="Times New Roman" w:hAnsi="Times New Roman"/>
+          <w:color w:val="000000" w:themeColor="text1"/>
+          <w:sz w:val="26"/>
+          <w:szCs w:val="26"/>
+          <w:lang w:val="sv-SE"/>
+        </w:rPr>
+        <w:t xml:space="preserve"> vốn góp </w:t>
+      </w:r>
+      <w:r>
+        <w:rPr>
+          <w:rFonts w:ascii="Times New Roman" w:eastAsia="Times New Roman" w:hAnsi="Times New Roman"/>
+          <w:color w:val="000000" w:themeColor="text1"/>
+          <w:sz w:val="26"/>
+          <w:szCs w:val="26"/>
+          <w:lang w:val="sv-SE"/>
+        </w:rPr>
+        <w:t xml:space="preserve"> là </w:t>
+      </w:r>
+      <w:r>
+        <w:rPr>
+          <w:rFonts w:ascii="Times New Roman" w:hAnsi="Times New Roman"/>
+          <w:sz w:val="26"/>
+          <w:szCs w:val="26"/>
+        </w:rPr>
+        <w:t>10</w:t>
+      </w:r>
+      <w:r>
+        <w:rPr>
+          <w:rFonts w:ascii="Times New Roman" w:hAnsi="Times New Roman"/>
+          <w:sz w:val="26"/>
+          <w:szCs w:val="26"/>
+        </w:rPr>
+        <w:t>.000.000.000</w:t>
+      </w:r>
+      <w:r>
+        <w:rPr>
+          <w:rFonts w:ascii="Times New Roman" w:hAnsi="Times New Roman"/>
+          <w:sz w:val="26"/>
+          <w:szCs w:val="26"/>
+        </w:rPr>
+        <w:t xml:space="preserve"> </w:t>
+      </w:r>
+      <w:r>
+        <w:rPr>
+          <w:rFonts w:ascii="Times New Roman" w:hAnsi="Times New Roman"/>
+          <w:color w:val="000000" w:themeColor="text1"/>
+          <w:sz w:val="26"/>
+          <w:szCs w:val="26"/>
+          <w:lang w:val="sv-SE" w:eastAsia="zh-CN"/>
+        </w:rPr>
+        <w:t>VNĐ (</w:t>
+      </w:r>
+      <w:r>
+        <w:rPr>
+          <w:rFonts w:ascii="Times New Roman" w:hAnsi="Times New Roman"/>
+          <w:sz w:val="26"/>
+          <w:szCs w:val="26"/>
+        </w:rPr>
+        <w:t>Mười</w:t>
+      </w:r>
+      <w:r>
+        <w:rPr>
+          <w:rFonts w:ascii="Times New Roman" w:hAnsi="Times New Roman"/>
+          <w:sz w:val="26"/>
+          <w:szCs w:val="26"/>
+        </w:rPr>
+        <w:t xml:space="preserve"> tỷ đồng</w:t>
+      </w:r>
+      <w:r>
+        <w:rPr>
+          <w:rFonts w:ascii="Times New Roman" w:hAnsi="Times New Roman"/>
+          <w:color w:val="000000" w:themeColor="text1"/>
+          <w:sz w:val="26"/>
+          <w:szCs w:val="26"/>
+          <w:lang w:val="sv-SE" w:eastAsia="zh-CN"/>
+        </w:rPr>
+        <w:t xml:space="preserve">) </w:t>
+      </w:r>
+      <w:r>
+        <w:rPr>
+          <w:rFonts w:ascii="Times New Roman" w:hAnsi="Times New Roman"/>
+          <w:color w:val="000000" w:themeColor="text1"/>
+          <w:sz w:val="26"/>
+          <w:szCs w:val="26"/>
+          <w:lang w:val="sv-SE" w:eastAsia="zh-CN"/>
+        </w:rPr>
+        <w:t xml:space="preserve"> chiếm </w:t>
+      </w:r>
+      <w:r>
+        <w:rPr>
+          <w:rFonts w:ascii="Times New Roman" w:eastAsia="Times New Roman" w:hAnsi="Times New Roman"/>
+          <w:color w:val="000000" w:themeColor="text1"/>
+          <w:sz w:val="26"/>
+          <w:szCs w:val="26"/>
+          <w:lang w:val="sv-SE"/>
+        </w:rPr>
+        <w:t xml:space="preserve">tỷ lệ </w:t>
+      </w:r>
+      <w:r>
+        <w:rPr>
+          <w:rFonts w:ascii="Times New Roman" w:eastAsia="Times New Roman" w:hAnsi="Times New Roman"/>
+          <w:color w:val="000000" w:themeColor="text1"/>
+          <w:sz w:val="26"/>
+          <w:szCs w:val="26"/>
+          <w:lang w:val="sv-SE"/>
+        </w:rPr>
+        <w:t>10</w:t>
+      </w:r>
+      <w:r>
+        <w:rPr>
+          <w:rFonts w:ascii="Times New Roman" w:eastAsia="Times New Roman" w:hAnsi="Times New Roman"/>
+          <w:color w:val="000000" w:themeColor="text1"/>
+          <w:sz w:val="26"/>
+          <w:szCs w:val="26"/>
+          <w:lang w:val="sv-SE"/>
+        </w:rPr>
+        <w:t>0</w:t>
+      </w:r>
+      <w:r>
+        <w:rPr>
+          <w:rFonts w:ascii="Times New Roman" w:eastAsia="Times New Roman" w:hAnsi="Times New Roman"/>
+          <w:color w:val="000000" w:themeColor="text1"/>
+          <w:sz w:val="26"/>
+          <w:szCs w:val="26"/>
+          <w:lang w:val="sv-SE"/>
+        </w:rPr>
+        <w:t xml:space="preserve">% vốn điều lệ với giá chuyển nhượng là </w:t>
+      </w:r>
+      <w:r>
+        <w:rPr>
+          <w:rFonts w:ascii="Times New Roman" w:hAnsi="Times New Roman"/>
+          <w:sz w:val="26"/>
+          <w:szCs w:val="26"/>
+        </w:rPr>
+        <w:t>10</w:t>
+      </w:r>
+      <w:r>
+        <w:rPr>
+          <w:rFonts w:ascii="Times New Roman" w:hAnsi="Times New Roman"/>
+          <w:sz w:val="26"/>
+          <w:szCs w:val="26"/>
+        </w:rPr>
+        <w:t>.000.000.000</w:t>
+      </w:r>
+      <w:r>
+        <w:rPr>
+          <w:rFonts w:ascii="Times New Roman" w:hAnsi="Times New Roman"/>
+          <w:sz w:val="26"/>
+          <w:szCs w:val="26"/>
+        </w:rPr>
+        <w:t xml:space="preserve"> </w:t>
+      </w:r>
+      <w:r>
+        <w:rPr>
+          <w:rFonts w:ascii="Times New Roman" w:hAnsi="Times New Roman"/>
+          <w:color w:val="000000" w:themeColor="text1"/>
+          <w:sz w:val="26"/>
+          <w:szCs w:val="26"/>
+          <w:lang w:val="sv-SE" w:eastAsia="zh-CN"/>
+        </w:rPr>
+        <w:t>VNĐ (</w:t>
+      </w:r>
+      <w:r>
+        <w:rPr>
+          <w:rFonts w:ascii="Times New Roman" w:hAnsi="Times New Roman"/>
+          <w:sz w:val="26"/>
+          <w:szCs w:val="26"/>
+        </w:rPr>
+        <w:t>Mười</w:t>
+      </w:r>
+      <w:r>
+        <w:rPr>
+          <w:rFonts w:ascii="Times New Roman" w:hAnsi="Times New Roman"/>
+          <w:sz w:val="26"/>
+          <w:szCs w:val="26"/>
+        </w:rPr>
+        <w:t xml:space="preserve"> tỷ đồng</w:t>
+      </w:r>
+      <w:r>
+        <w:rPr>
+          <w:rFonts w:ascii="Times New Roman" w:hAnsi="Times New Roman"/>
+          <w:color w:val="000000" w:themeColor="text1"/>
+          <w:sz w:val="26"/>
+          <w:szCs w:val="26"/>
+          <w:lang w:val="sv-SE" w:eastAsia="zh-CN"/>
+        </w:rPr>
+        <w:t xml:space="preserve">) </w:t>
+      </w:r>
+    </w:p>
+    <w:p>
+      <w:pPr>
+        <w:jc w:val="both"/>
+        <w:rPr>
+          <w:rFonts w:ascii="Times New Roman" w:eastAsia="Times New Roman" w:hAnsi="Times New Roman"/>
+          <w:color w:val="000000" w:themeColor="text1"/>
+          <w:sz w:val="26"/>
+          <w:szCs w:val="26"/>
+          <w:lang w:val="sv-SE"/>
+        </w:rPr>
+      </w:pPr>
+      <w:r>
+        <w:rPr>
+          <w:rFonts w:ascii="Times New Roman" w:eastAsia="Times New Roman" w:hAnsi="Times New Roman"/>
+          <w:color w:val="000000" w:themeColor="text1"/>
+          <w:sz w:val="26"/>
+          <w:szCs w:val="26"/>
+          <w:lang w:val="sv-SE"/>
+        </w:rPr>
+        <w:t xml:space="preserve">Phương thức thanh toán: </w:t>
+      </w:r>
+      <w:r>
+        <w:rPr>
+          <w:rFonts w:ascii="Times New Roman" w:eastAsia="Times New Roman" w:hAnsi="Times New Roman"/>
+          <w:color w:val="000000" w:themeColor="text1"/>
+          <w:sz w:val="26"/>
+          <w:szCs w:val="26"/>
+          <w:lang w:val="sv-SE"/>
+        </w:rPr>
+        <w:t>Tài khoản ngân hàng hợp pháp</w:t>
+      </w:r>
+      <w:r>
+        <w:rPr>
+          <w:rFonts w:ascii="Times New Roman" w:eastAsia="Times New Roman" w:hAnsi="Times New Roman"/>
+          <w:color w:val="000000" w:themeColor="text1"/>
+          <w:sz w:val="26"/>
+          <w:szCs w:val="26"/>
+          <w:lang w:val="sv-SE"/>
+        </w:rPr>
+        <w:t>.</w:t>
       </w:r>
     </w:p>
     <w:p>
@@ -495,263 +1169,330 @@
         <w:spacing w:after="120"/>
         <w:jc w:val="both"/>
         <w:rPr>
-          <w:rFonts w:ascii="Times New Roman" w:hAnsi="Times New Roman"/>
+          <w:rFonts w:ascii="Times New Roman" w:eastAsia="Times New Roman" w:hAnsi="Times New Roman"/>
           <w:b/>
-          <w:bCs/>
-          <w:color w:val="000000" w:themeColor="text1"/>
-          <w:sz w:val="26"/>
-          <w:szCs w:val="26"/>
-          <w:lang w:val="sv-SE"/>
-        </w:rPr>
-      </w:pPr>
-      <w:r>
-        <w:rPr>
-          <w:rFonts w:ascii="Times New Roman" w:hAnsi="Times New Roman"/>
+          <w:color w:val="000000" w:themeColor="text1"/>
+          <w:sz w:val="26"/>
+          <w:szCs w:val="26"/>
+          <w:lang w:val="sv-SE"/>
+        </w:rPr>
+      </w:pPr>
+      <w:r>
+        <w:rPr>
+          <w:rFonts w:ascii="Times New Roman" w:eastAsia="Times New Roman" w:hAnsi="Times New Roman"/>
           <w:b/>
-          <w:bCs/>
-          <w:color w:val="000000" w:themeColor="text1"/>
-          <w:sz w:val="26"/>
-          <w:szCs w:val="26"/>
-          <w:lang w:val="sv-SE"/>
-        </w:rPr>
-        <w:t>BÊN NHẬN CHUYỂN NHƯỢNG (Bên mua)</w:t>
-      </w:r>
-    </w:p>
-    <w:p>
-      <w:pPr>
-        <w:spacing w:before="120" w:after="0"/>
+          <w:color w:val="000000" w:themeColor="text1"/>
+          <w:sz w:val="26"/>
+          <w:szCs w:val="26"/>
+          <w:u w:val="single"/>
+          <w:lang w:val="sv-SE"/>
+        </w:rPr>
+        <w:t>Điều 3:</w:t>
+      </w:r>
+      <w:r>
+        <w:rPr>
+          <w:rFonts w:ascii="Times New Roman" w:eastAsia="Times New Roman" w:hAnsi="Times New Roman"/>
+          <w:b/>
+          <w:color w:val="000000" w:themeColor="text1"/>
+          <w:sz w:val="26"/>
+          <w:szCs w:val="26"/>
+          <w:lang w:val="sv-SE"/>
+        </w:rPr>
+        <w:t xml:space="preserve"> </w:t>
+      </w:r>
+      <w:r>
+        <w:rPr>
+          <w:rFonts w:ascii="Times New Roman" w:eastAsia="Times New Roman" w:hAnsi="Times New Roman"/>
+          <w:color w:val="000000" w:themeColor="text1"/>
+          <w:sz w:val="26"/>
+          <w:szCs w:val="26"/>
+          <w:lang w:val="sv-SE"/>
+        </w:rPr>
+        <w:t>Phương thức và thời hạn giao nhận phần vốn góp</w:t>
+      </w:r>
+    </w:p>
+    <w:p>
+      <w:pPr>
+        <w:spacing w:after="120"/>
         <w:jc w:val="both"/>
         <w:rPr>
-          <w:rFonts w:ascii="Times New Roman" w:hAnsi="Times New Roman"/>
-          <w:bCs/>
-          <w:color w:val="000000" w:themeColor="text1"/>
-          <w:sz w:val="26"/>
-          <w:szCs w:val="26"/>
-          <w:lang w:val="sv-SE"/>
-        </w:rPr>
-      </w:pPr>
-      <w:r>
-        <w:rPr>
-          <w:rFonts w:ascii="Times New Roman" w:hAnsi="Times New Roman"/>
-          <w:sz w:val="26"/>
-          <w:szCs w:val="26"/>
-        </w:rPr>
-        <w:t xml:space="preserve">Họ tên: </w:t>
-      </w:r>
-      <w:r>
-        <w:rPr>
-          <w:rFonts w:ascii="Times New Roman" w:hAnsi="Times New Roman"/>
-          <w:sz w:val="26"/>
-          <w:szCs w:val="26"/>
-        </w:rPr>
-        <w:t>ĐẶNG THỊ HUYỀN TRANG</w:t>
-      </w:r>
-      <w:r>
-        <w:rPr>
-          <w:rFonts w:ascii="Times New Roman" w:hAnsi="Times New Roman"/>
-          <w:sz w:val="26"/>
-          <w:szCs w:val="26"/>
-        </w:rPr>
-        <w:tab/>
-        <w:t xml:space="preserve">   Giớ</w:t>
-      </w:r>
-      <w:r>
-        <w:rPr>
-          <w:rFonts w:ascii="Times New Roman" w:hAnsi="Times New Roman"/>
-          <w:sz w:val="26"/>
-          <w:szCs w:val="26"/>
-        </w:rPr>
-        <w:t>i tính: N</w:t>
-      </w:r>
-      <w:r>
-        <w:rPr>
-          <w:rFonts w:ascii="Times New Roman" w:hAnsi="Times New Roman"/>
-          <w:sz w:val="26"/>
-          <w:szCs w:val="26"/>
-        </w:rPr>
-        <w:t>ữ</w:t>
-      </w:r>
-    </w:p>
-    <w:p>
-      <w:pPr>
-        <w:spacing w:before="120" w:after="0"/>
+          <w:rFonts w:ascii="Times New Roman" w:eastAsia="Times New Roman" w:hAnsi="Times New Roman"/>
+          <w:color w:val="000000" w:themeColor="text1"/>
+          <w:sz w:val="26"/>
+          <w:szCs w:val="26"/>
+          <w:lang w:val="sv-SE"/>
+        </w:rPr>
+      </w:pPr>
+      <w:r>
+        <w:rPr>
+          <w:rFonts w:ascii="Times New Roman" w:eastAsia="Times New Roman" w:hAnsi="Times New Roman"/>
+          <w:color w:val="000000" w:themeColor="text1"/>
+          <w:sz w:val="26"/>
+          <w:szCs w:val="26"/>
+          <w:lang w:val="sv-SE"/>
+        </w:rPr>
+        <w:t>Việc giao nhận  phần</w:t>
+      </w:r>
+      <w:r>
+        <w:rPr>
+          <w:rFonts w:ascii="Times New Roman" w:eastAsia="Times New Roman" w:hAnsi="Times New Roman"/>
+          <w:color w:val="000000" w:themeColor="text1"/>
+          <w:sz w:val="26"/>
+          <w:szCs w:val="26"/>
+          <w:lang w:val="sv-SE"/>
+        </w:rPr>
+        <w:t xml:space="preserve"> vốn góp</w:t>
+      </w:r>
+      <w:r>
+        <w:rPr>
+          <w:rFonts w:ascii="Times New Roman" w:eastAsia="Times New Roman" w:hAnsi="Times New Roman"/>
+          <w:color w:val="000000" w:themeColor="text1"/>
+          <w:sz w:val="26"/>
+          <w:szCs w:val="26"/>
+          <w:lang w:val="sv-SE"/>
+        </w:rPr>
+        <w:t xml:space="preserve"> số tiền </w:t>
+      </w:r>
+      <w:r>
+        <w:rPr>
+          <w:rFonts w:ascii="Times New Roman" w:hAnsi="Times New Roman"/>
+          <w:sz w:val="26"/>
+          <w:szCs w:val="26"/>
+        </w:rPr>
+        <w:t>10</w:t>
+      </w:r>
+      <w:r>
+        <w:rPr>
+          <w:rFonts w:ascii="Times New Roman" w:hAnsi="Times New Roman"/>
+          <w:sz w:val="26"/>
+          <w:szCs w:val="26"/>
+        </w:rPr>
+        <w:t>.000.000.000</w:t>
+      </w:r>
+      <w:r>
+        <w:rPr>
+          <w:rFonts w:ascii="Times New Roman" w:hAnsi="Times New Roman"/>
+          <w:sz w:val="26"/>
+          <w:szCs w:val="26"/>
+        </w:rPr>
+        <w:t xml:space="preserve"> </w:t>
+      </w:r>
+      <w:r>
+        <w:rPr>
+          <w:rFonts w:ascii="Times New Roman" w:hAnsi="Times New Roman"/>
+          <w:color w:val="000000" w:themeColor="text1"/>
+          <w:sz w:val="26"/>
+          <w:szCs w:val="26"/>
+          <w:lang w:val="sv-SE" w:eastAsia="zh-CN"/>
+        </w:rPr>
+        <w:t>VNĐ (</w:t>
+      </w:r>
+      <w:r>
+        <w:rPr>
+          <w:rFonts w:ascii="Times New Roman" w:hAnsi="Times New Roman"/>
+          <w:sz w:val="26"/>
+          <w:szCs w:val="26"/>
+        </w:rPr>
+        <w:t>Mười</w:t>
+      </w:r>
+      <w:r>
+        <w:rPr>
+          <w:rFonts w:ascii="Times New Roman" w:hAnsi="Times New Roman"/>
+          <w:sz w:val="26"/>
+          <w:szCs w:val="26"/>
+        </w:rPr>
+        <w:t xml:space="preserve"> tỷ đồng</w:t>
+      </w:r>
+      <w:r>
+        <w:rPr>
+          <w:rFonts w:ascii="Times New Roman" w:hAnsi="Times New Roman"/>
+          <w:color w:val="000000" w:themeColor="text1"/>
+          <w:sz w:val="26"/>
+          <w:szCs w:val="26"/>
+          <w:lang w:val="sv-SE" w:eastAsia="zh-CN"/>
+        </w:rPr>
+        <w:t>)</w:t>
+      </w:r>
+      <w:r>
+        <w:rPr>
+          <w:rFonts w:ascii="Times New Roman" w:hAnsi="Times New Roman"/>
+          <w:color w:val="000000" w:themeColor="text1"/>
+          <w:sz w:val="26"/>
+          <w:szCs w:val="26"/>
+          <w:lang w:val="sv-SE" w:eastAsia="zh-CN"/>
+        </w:rPr>
+        <w:t xml:space="preserve"> chiếm </w:t>
+      </w:r>
+      <w:r>
+        <w:rPr>
+          <w:rFonts w:ascii="Times New Roman" w:eastAsia="Times New Roman" w:hAnsi="Times New Roman"/>
+          <w:color w:val="000000" w:themeColor="text1"/>
+          <w:sz w:val="26"/>
+          <w:szCs w:val="26"/>
+          <w:lang w:val="sv-SE"/>
+        </w:rPr>
+        <w:t xml:space="preserve">tỷ lệ </w:t>
+      </w:r>
+      <w:r>
+        <w:rPr>
+          <w:rFonts w:ascii="Times New Roman" w:eastAsia="Times New Roman" w:hAnsi="Times New Roman"/>
+          <w:color w:val="000000" w:themeColor="text1"/>
+          <w:sz w:val="26"/>
+          <w:szCs w:val="26"/>
+          <w:lang w:val="sv-SE"/>
+        </w:rPr>
+        <w:t>10</w:t>
+      </w:r>
+      <w:r>
+        <w:rPr>
+          <w:rFonts w:ascii="Times New Roman" w:eastAsia="Times New Roman" w:hAnsi="Times New Roman"/>
+          <w:color w:val="000000" w:themeColor="text1"/>
+          <w:sz w:val="26"/>
+          <w:szCs w:val="26"/>
+          <w:lang w:val="sv-SE"/>
+        </w:rPr>
+        <w:t>0</w:t>
+      </w:r>
+      <w:r>
+        <w:rPr>
+          <w:rFonts w:ascii="Times New Roman" w:eastAsia="Times New Roman" w:hAnsi="Times New Roman"/>
+          <w:color w:val="000000" w:themeColor="text1"/>
+          <w:sz w:val="26"/>
+          <w:szCs w:val="26"/>
+          <w:lang w:val="sv-SE"/>
+        </w:rPr>
+        <w:t xml:space="preserve">% vốn điều lệ </w:t>
+      </w:r>
+      <w:r>
+        <w:rPr>
+          <w:rFonts w:ascii="Times New Roman" w:eastAsia="Times New Roman" w:hAnsi="Times New Roman"/>
+          <w:color w:val="000000" w:themeColor="text1"/>
+          <w:sz w:val="26"/>
+          <w:szCs w:val="26"/>
+          <w:lang w:val="sv-SE"/>
+        </w:rPr>
+        <w:t xml:space="preserve"> được thực hiện ngay tại thời điểm hợp đồng này có hiệu lực với sự chứng kiến của người đại diện theo pháp luật của công ty.</w:t>
+      </w:r>
+    </w:p>
+    <w:p>
+      <w:pPr>
+        <w:spacing w:after="120"/>
         <w:jc w:val="both"/>
         <w:rPr>
-          <w:rFonts w:ascii="Times New Roman" w:hAnsi="Times New Roman"/>
-          <w:bCs/>
-          <w:color w:val="000000" w:themeColor="text1"/>
-          <w:sz w:val="26"/>
-          <w:szCs w:val="26"/>
-          <w:lang w:val="vi-VN"/>
-        </w:rPr>
-      </w:pPr>
-      <w:r>
-        <w:rPr>
-          <w:rFonts w:ascii="Times New Roman" w:hAnsi="Times New Roman"/>
-          <w:sz w:val="26"/>
-          <w:szCs w:val="26"/>
-        </w:rPr>
-        <w:t xml:space="preserve">Ngày sinh: </w:t>
-      </w:r>
-      <w:r>
-        <w:rPr>
-          <w:rFonts w:ascii="Times New Roman" w:hAnsi="Times New Roman"/>
-          <w:sz w:val="26"/>
-          <w:szCs w:val="26"/>
-        </w:rPr>
-        <w:t>05/08/2000</w:t>
-      </w:r>
-      <w:r>
-        <w:rPr>
-          <w:rFonts w:ascii="Times New Roman" w:hAnsi="Times New Roman"/>
-          <w:sz w:val="26"/>
-          <w:szCs w:val="26"/>
-        </w:rPr>
-        <w:tab/>
-        <w:t xml:space="preserve">   Dân tộc: Kinh </w:t>
-      </w:r>
-      <w:r>
-        <w:rPr>
-          <w:rFonts w:ascii="Times New Roman" w:hAnsi="Times New Roman"/>
-          <w:sz w:val="26"/>
-          <w:szCs w:val="26"/>
-        </w:rPr>
-        <w:tab/>
-        <w:t>Quốc tịch: Việt Nam</w:t>
-      </w:r>
-    </w:p>
-    <w:p>
-      <w:pPr>
-        <w:spacing w:before="120" w:after="0"/>
+          <w:rFonts w:ascii="Times New Roman" w:eastAsia="Times New Roman" w:hAnsi="Times New Roman"/>
+          <w:b/>
+          <w:color w:val="000000" w:themeColor="text1"/>
+          <w:sz w:val="26"/>
+          <w:szCs w:val="26"/>
+          <w:lang w:val="sv-SE"/>
+        </w:rPr>
+      </w:pPr>
+      <w:r>
+        <w:rPr>
+          <w:rFonts w:ascii="Times New Roman" w:hAnsi="Times New Roman"/>
+          <w:sz w:val="26"/>
+          <w:szCs w:val="26"/>
+        </w:rPr>
+        <w:t xml:space="preserve">Điều 4: Hai bên có nghĩa vụ thực hiện các vấn đề liên quan đến việc chuyển nhượng phần vốn góp để </w:t>
+      </w:r>
+      <w:r>
+        <w:rPr>
+          <w:rFonts w:ascii="Times New Roman" w:hAnsi="Times New Roman"/>
+          <w:sz w:val="26"/>
+          <w:szCs w:val="26"/>
+        </w:rPr>
+        <w:t>CÔNG TY TNHH SẢN XUẤT VẠN SỰ PHÚC</w:t>
+      </w:r>
+      <w:r>
+        <w:rPr>
+          <w:rFonts w:ascii="Times New Roman" w:hAnsi="Times New Roman"/>
+          <w:sz w:val="26"/>
+          <w:szCs w:val="26"/>
+        </w:rPr>
+        <w:t xml:space="preserve"> hoàn tất thủ tục đăng ký doanh nghiệp theo quy định của pháp luật. </w:t>
+      </w:r>
+    </w:p>
+    <w:p>
+      <w:pPr>
+        <w:spacing w:after="120"/>
         <w:jc w:val="both"/>
         <w:rPr>
-          <w:rFonts w:ascii="Times New Roman" w:hAnsi="Times New Roman"/>
-          <w:bCs/>
-          <w:color w:val="000000" w:themeColor="text1"/>
-          <w:sz w:val="26"/>
-          <w:szCs w:val="26"/>
-          <w:lang w:val="vi-VN"/>
-        </w:rPr>
-      </w:pPr>
-      <w:r>
-        <w:rPr>
-          <w:rFonts w:ascii="Times New Roman" w:hAnsi="Times New Roman"/>
-          <w:sz w:val="26"/>
-          <w:szCs w:val="26"/>
-        </w:rPr>
-        <w:t>C</w:t>
-      </w:r>
-      <w:r>
-        <w:rPr>
-          <w:rFonts w:ascii="Times New Roman" w:hAnsi="Times New Roman"/>
-          <w:sz w:val="26"/>
-          <w:szCs w:val="26"/>
-        </w:rPr>
-        <w:t>ăn cước</w:t>
-      </w:r>
-      <w:r>
-        <w:rPr>
-          <w:rFonts w:ascii="Times New Roman" w:hAnsi="Times New Roman"/>
-          <w:sz w:val="26"/>
-          <w:szCs w:val="26"/>
-        </w:rPr>
-        <w:t xml:space="preserve"> số: </w:t>
-      </w:r>
-      <w:r>
-        <w:rPr>
-          <w:rFonts w:ascii="Times New Roman" w:hAnsi="Times New Roman"/>
-          <w:sz w:val="28"/>
-          <w:szCs w:val="28"/>
-        </w:rPr>
-        <w:t>068300002255</w:t>
-      </w:r>
-      <w:r>
-        <w:rPr>
-          <w:rFonts w:ascii="Times New Roman" w:hAnsi="Times New Roman"/>
-          <w:sz w:val="26"/>
-          <w:szCs w:val="26"/>
-        </w:rPr>
-        <w:t xml:space="preserve">, Ngày cấp: </w:t>
-      </w:r>
-      <w:r>
-        <w:rPr>
-          <w:rFonts w:ascii="Times New Roman" w:hAnsi="Times New Roman"/>
-          <w:sz w:val="26"/>
-          <w:szCs w:val="26"/>
-        </w:rPr>
-        <w:t>28/07/2025</w:t>
-      </w:r>
-      <w:r>
-        <w:rPr>
-          <w:rFonts w:ascii="Times New Roman" w:hAnsi="Times New Roman"/>
-          <w:sz w:val="26"/>
-          <w:szCs w:val="26"/>
-        </w:rPr>
-        <w:t xml:space="preserve">     , Nơi cấp: </w:t>
-      </w:r>
-      <w:r>
-        <w:rPr>
-          <w:rFonts w:ascii="Times New Roman" w:hAnsi="Times New Roman"/>
-          <w:sz w:val="26"/>
-          <w:szCs w:val="26"/>
-        </w:rPr>
-        <w:t>Bộ Công An</w:t>
-      </w:r>
-    </w:p>
-    <w:p>
-      <w:pPr>
-        <w:tabs>
-          <w:tab w:val="left" w:leader="dot" w:pos="8789"/>
-        </w:tabs>
-        <w:spacing w:before="120"/>
-        <w:rPr>
-          <w:rFonts w:ascii="Times New Roman" w:hAnsi="Times New Roman"/>
-          <w:sz w:val="26"/>
-          <w:szCs w:val="26"/>
-        </w:rPr>
-      </w:pPr>
-      <w:r>
-        <w:rPr>
-          <w:rFonts w:ascii="Times New Roman" w:hAnsi="Times New Roman"/>
-          <w:sz w:val="26"/>
-          <w:szCs w:val="26"/>
-        </w:rPr>
-        <w:t>Nơi thường trú: 7/69 KP Bình Đường 4, Phường Dĩ An, Thành phố Hồ Chí Minh</w:t>
-      </w:r>
-    </w:p>
-    <w:p>
-      <w:pPr>
-        <w:tabs>
-          <w:tab w:val="left" w:leader="dot" w:pos="8789"/>
-        </w:tabs>
-        <w:spacing w:before="120"/>
-        <w:rPr>
-          <w:rFonts w:ascii="Times New Roman" w:hAnsi="Times New Roman"/>
-          <w:sz w:val="26"/>
-          <w:szCs w:val="26"/>
-        </w:rPr>
-      </w:pPr>
-      <w:r>
-        <w:rPr>
-          <w:rFonts w:ascii="Times New Roman" w:hAnsi="Times New Roman"/>
-          <w:sz w:val="26"/>
-          <w:szCs w:val="26"/>
-        </w:rPr>
-        <w:t>Nơi ở hiện tại: 7/69 KP Bình Đường 4, Phường Dĩ An, Thành phố Hồ Chí Minh</w:t>
-      </w:r>
-    </w:p>
-    <w:p>
-      <w:pPr>
-        <w:tabs>
-          <w:tab w:val="left" w:leader="dot" w:pos="8789"/>
-        </w:tabs>
-        <w:spacing w:before="120"/>
+          <w:rFonts w:ascii="Times New Roman" w:eastAsia="Times New Roman" w:hAnsi="Times New Roman"/>
+          <w:color w:val="000000" w:themeColor="text1"/>
+          <w:sz w:val="26"/>
+          <w:szCs w:val="26"/>
+          <w:lang w:val="sv-SE"/>
+        </w:rPr>
+      </w:pPr>
+      <w:r>
+        <w:rPr>
+          <w:rFonts w:ascii="Times New Roman" w:hAnsi="Times New Roman"/>
+          <w:sz w:val="26"/>
+          <w:szCs w:val="26"/>
+        </w:rPr>
+        <w:t xml:space="preserve">Bên mua có trách nhiệm kế thừa toàn bộ quyền và nghĩa vụ của bên bán với tư cách là thành viên góp vốn của </w:t>
+      </w:r>
+      <w:r>
+        <w:rPr>
+          <w:rFonts w:ascii="Times New Roman" w:hAnsi="Times New Roman"/>
+          <w:sz w:val="26"/>
+          <w:szCs w:val="26"/>
+        </w:rPr>
+        <w:t>CÔNG TY TNHH SẢN XUẤT VẠN SỰ PHÚC</w:t>
+      </w:r>
+      <w:r>
+        <w:rPr>
+          <w:rFonts w:ascii="Times New Roman" w:hAnsi="Times New Roman"/>
+          <w:sz w:val="26"/>
+          <w:szCs w:val="26"/>
+        </w:rPr>
+        <w:t xml:space="preserve"> kể từ ngày hoàn tất việc chuyển nhượng phần vốn góp.</w:t>
+      </w:r>
+    </w:p>
+    <w:p>
+      <w:pPr>
+        <w:spacing w:after="120"/>
+        <w:jc w:val="both"/>
+        <w:rPr>
+          <w:rFonts w:ascii="Times New Roman" w:eastAsia="Times New Roman" w:hAnsi="Times New Roman"/>
+          <w:color w:val="000000" w:themeColor="text1"/>
+          <w:sz w:val="26"/>
+          <w:szCs w:val="26"/>
+          <w:lang w:val="sv-SE"/>
+        </w:rPr>
+      </w:pPr>
+      <w:r>
         <w:rPr>
           <w:rFonts w:ascii="Times New Roman" w:eastAsia="Times New Roman" w:hAnsi="Times New Roman"/>
           <w:b/>
           <w:color w:val="000000" w:themeColor="text1"/>
           <w:sz w:val="26"/>
           <w:szCs w:val="26"/>
+          <w:u w:val="single"/>
+          <w:lang w:val="sv-SE"/>
+        </w:rPr>
+        <w:t>Điều 5:</w:t>
+      </w:r>
+      <w:r>
+        <w:rPr>
+          <w:rFonts w:ascii="Times New Roman" w:eastAsia="Times New Roman" w:hAnsi="Times New Roman"/>
+          <w:color w:val="000000" w:themeColor="text1"/>
+          <w:sz w:val="26"/>
+          <w:szCs w:val="26"/>
+          <w:lang w:val="sv-SE"/>
+        </w:rPr>
+        <w:t xml:space="preserve"> Sau khi hoàn tất việc chuyển nhượng phần vốn góp, mọi sự tranh chấp phát sinh nếu có, hai bên cùng nhau thương lượng giải quyết theo nguyên tắc tôn trọng quyền lợi của nhau. Trong trường hợp không giải quyết được thì một trong hai bên có quyền khởi kiện để yêu cầu tòa án có thẩm quyền giải quyết theo quy định của pháp luật hiện hành, cơ quan đăng ký kinh doanh không có trách nhiệm giải quyết các tranh chấp phát sinh nếu có.  </w:t>
+      </w:r>
+    </w:p>
+    <w:p>
+      <w:pPr>
+        <w:spacing w:after="120"/>
+        <w:jc w:val="both"/>
+        <w:rPr>
+          <w:rFonts w:ascii="Times New Roman" w:eastAsia="Times New Roman" w:hAnsi="Times New Roman"/>
+          <w:color w:val="000000" w:themeColor="text1"/>
+          <w:sz w:val="26"/>
+          <w:szCs w:val="26"/>
           <w:lang w:val="sv-SE"/>
         </w:rPr>
       </w:pPr>
@@ -762,31 +1503,20 @@
           <w:color w:val="000000" w:themeColor="text1"/>
           <w:sz w:val="26"/>
           <w:szCs w:val="26"/>
-          <w:lang w:val="sv-SE"/>
-        </w:rPr>
-        <w:t>Hai bên đồng ý thực hiện việc chuyển nhượng phần vốn góp</w:t>
-      </w:r>
-      <w:r>
-        <w:rPr>
-          <w:rFonts w:ascii="Times New Roman" w:eastAsia="Times New Roman" w:hAnsi="Times New Roman"/>
-          <w:b/>
-          <w:color w:val="000000" w:themeColor="text1"/>
-          <w:sz w:val="26"/>
-          <w:szCs w:val="26"/>
-          <w:lang w:val="sv-SE"/>
-        </w:rPr>
-        <w:t xml:space="preserve"> </w:t>
-      </w:r>
-      <w:r>
-        <w:rPr>
-          <w:rFonts w:ascii="Times New Roman" w:eastAsia="Times New Roman" w:hAnsi="Times New Roman"/>
-          <w:b/>
-          <w:color w:val="000000" w:themeColor="text1"/>
-          <w:sz w:val="26"/>
-          <w:szCs w:val="26"/>
-          <w:lang w:val="sv-SE"/>
-        </w:rPr>
-        <w:t>với các thỏa thuận như sau:</w:t>
+          <w:u w:val="single"/>
+          <w:lang w:val="sv-SE"/>
+        </w:rPr>
+        <w:t>Điều 6:</w:t>
+      </w:r>
+      <w:r>
+        <w:rPr>
+          <w:rFonts w:ascii="Times New Roman" w:eastAsia="Times New Roman" w:hAnsi="Times New Roman"/>
+          <w:color w:val="000000" w:themeColor="text1"/>
+          <w:sz w:val="26"/>
+          <w:szCs w:val="26"/>
+          <w:lang w:val="sv-SE"/>
+        </w:rPr>
+        <w:t xml:space="preserve"> Hai bên cùng cam kết những thông tin về nhân thân, phần vốn chuyển nhượng đã ghi trên hợp đồng là đúng sự thật. Phần vốn góp chuyển nhượng không có tranh chấp, không bị kê biên để đảm bảo thi hành án. Việc giao kết hợp đồng là hoàn toàn tự nguyện, không bị lừa dối hoặc ép buộc. Bên mua đã xem xét kỹ, biết rõ về phần vốn góp nhận chuyển nhượng nêu trên và giấy tờ pháp lý liên quan. Hai bên có trách nhiệm thực hiện đúng và đầy đủ các nội dung đã thỏa thuận trong hợp đồng. </w:t>
       </w:r>
     </w:p>
     <w:p>
@@ -799,219 +1529,6 @@
         <w:spacing w:after="120"/>
         <w:jc w:val="both"/>
         <w:rPr>
-          <w:rFonts w:ascii="Times New Roman" w:hAnsi="Times New Roman"/>
-          <w:color w:val="000000" w:themeColor="text1"/>
-          <w:sz w:val="26"/>
-          <w:szCs w:val="26"/>
-          <w:lang w:val="sv-SE"/>
-        </w:rPr>
-      </w:pPr>
-      <w:r>
-        <w:rPr>
-          <w:rFonts w:ascii="Times New Roman" w:hAnsi="Times New Roman"/>
-          <w:sz w:val="26"/>
-          <w:szCs w:val="26"/>
-        </w:rPr>
-        <w:t xml:space="preserve">Điều 1: Trong thời gian qua, </w:t>
-      </w:r>
-      <w:r>
-        <w:rPr>
-          <w:rFonts w:ascii="Times New Roman" w:hAnsi="Times New Roman"/>
-          <w:sz w:val="26"/>
-          <w:szCs w:val="26"/>
-        </w:rPr>
-        <w:t>ông/</w:t>
-      </w:r>
-      <w:r>
-        <w:rPr>
-          <w:rFonts w:ascii="Times New Roman" w:hAnsi="Times New Roman"/>
-          <w:sz w:val="26"/>
-          <w:szCs w:val="26"/>
-        </w:rPr>
-        <w:t>bà</w:t>
-      </w:r>
-      <w:r>
-        <w:rPr>
-          <w:rFonts w:ascii="Times New Roman" w:hAnsi="Times New Roman"/>
-          <w:sz w:val="26"/>
-          <w:szCs w:val="26"/>
-        </w:rPr>
-        <w:t xml:space="preserve"> </w:t>
-      </w:r>
-      <w:r>
-        <w:rPr>
-          <w:rFonts w:ascii="Times New Roman" w:hAnsi="Times New Roman"/>
-          <w:sz w:val="26"/>
-          <w:szCs w:val="26"/>
-        </w:rPr>
-        <w:t>NGUYỄN VĂN VINH</w:t>
-      </w:r>
-      <w:r>
-        <w:rPr>
-          <w:rFonts w:ascii="Times New Roman" w:hAnsi="Times New Roman"/>
-          <w:sz w:val="26"/>
-          <w:szCs w:val="26"/>
-        </w:rPr>
-        <w:t xml:space="preserve"> (Bên bán) có góp vốn vào </w:t>
-      </w:r>
-      <w:r>
-        <w:rPr>
-          <w:rFonts w:ascii="Times New Roman" w:hAnsi="Times New Roman"/>
-          <w:sz w:val="26"/>
-          <w:szCs w:val="26"/>
-        </w:rPr>
-        <w:t>CÔNG TY TNHH TÍN PHÁT VINH</w:t>
-      </w:r>
-      <w:r>
-        <w:rPr>
-          <w:rFonts w:ascii="Times New Roman" w:hAnsi="Times New Roman"/>
-          <w:sz w:val="26"/>
-          <w:szCs w:val="26"/>
-        </w:rPr>
-        <w:t xml:space="preserve"> với giá trị phần vốn góp là </w:t>
-      </w:r>
-      <w:r>
-        <w:rPr>
-          <w:rFonts w:ascii="Times New Roman" w:hAnsi="Times New Roman"/>
-          <w:sz w:val="26"/>
-          <w:szCs w:val="26"/>
-        </w:rPr>
-        <w:t>9.000.000.000</w:t>
-      </w:r>
-      <w:r>
-        <w:rPr>
-          <w:rFonts w:ascii="Times New Roman" w:hAnsi="Times New Roman"/>
-          <w:sz w:val="26"/>
-          <w:szCs w:val="26"/>
-        </w:rPr>
-        <w:t xml:space="preserve"> đồng (</w:t>
-      </w:r>
-      <w:r>
-        <w:rPr>
-          <w:rFonts w:ascii="Times New Roman" w:hAnsi="Times New Roman"/>
-          <w:sz w:val="26"/>
-          <w:szCs w:val="26"/>
-        </w:rPr>
-        <w:t>Chín</w:t>
-      </w:r>
-      <w:r>
-        <w:rPr>
-          <w:rFonts w:ascii="Times New Roman" w:hAnsi="Times New Roman"/>
-          <w:sz w:val="26"/>
-          <w:szCs w:val="26"/>
-        </w:rPr>
-        <w:t xml:space="preserve"> tỷ đồng</w:t>
-      </w:r>
-      <w:r>
-        <w:rPr>
-          <w:rFonts w:ascii="Times New Roman" w:hAnsi="Times New Roman"/>
-          <w:sz w:val="26"/>
-          <w:szCs w:val="26"/>
-        </w:rPr>
-        <w:t xml:space="preserve">), tương ứng với tỷ lệ </w:t>
-      </w:r>
-      <w:r>
-        <w:rPr>
-          <w:rFonts w:ascii="Times New Roman" w:hAnsi="Times New Roman"/>
-          <w:sz w:val="26"/>
-          <w:szCs w:val="26"/>
-        </w:rPr>
-        <w:t>10</w:t>
-      </w:r>
-      <w:r>
-        <w:rPr>
-          <w:rFonts w:ascii="Times New Roman" w:hAnsi="Times New Roman"/>
-          <w:sz w:val="26"/>
-          <w:szCs w:val="26"/>
-        </w:rPr>
-        <w:t xml:space="preserve">0% vốn điều lệ công ty theo Giấy chứng nhận đăng ký doanh nghiệp số </w:t>
-      </w:r>
-      <w:r>
-        <w:rPr>
-          <w:rFonts w:ascii="Times New Roman" w:hAnsi="Times New Roman"/>
-          <w:sz w:val="26"/>
-          <w:szCs w:val="26"/>
-        </w:rPr>
-        <w:t>3702617381</w:t>
-      </w:r>
-      <w:r>
-        <w:rPr>
-          <w:rFonts w:ascii="Times New Roman" w:hAnsi="Times New Roman"/>
-          <w:sz w:val="26"/>
-          <w:szCs w:val="26"/>
-        </w:rPr>
-        <w:t xml:space="preserve"> </w:t>
-      </w:r>
-      <w:r>
-        <w:rPr>
-          <w:rFonts w:ascii="Times New Roman" w:hAnsi="Times New Roman"/>
-          <w:sz w:val="26"/>
-          <w:szCs w:val="26"/>
-        </w:rPr>
-        <w:t>do Phòng Đăng ký kinh doanh</w:t>
-      </w:r>
-      <w:r>
-        <w:rPr>
-          <w:rFonts w:ascii="Times New Roman" w:hAnsi="Times New Roman"/>
-          <w:sz w:val="26"/>
-          <w:szCs w:val="26"/>
-        </w:rPr>
-        <w:t xml:space="preserve"> – </w:t>
-      </w:r>
-      <w:r>
-        <w:rPr>
-          <w:rFonts w:ascii="Times New Roman" w:hAnsi="Times New Roman"/>
-          <w:sz w:val="26"/>
-          <w:szCs w:val="26"/>
-        </w:rPr>
-        <w:t>Sở Kế hoạch và Đầu tư tỉnh Bình Dương</w:t>
-      </w:r>
-      <w:r>
-        <w:rPr>
-          <w:rFonts w:ascii="Times New Roman" w:hAnsi="Times New Roman"/>
-          <w:sz w:val="26"/>
-          <w:szCs w:val="26"/>
-        </w:rPr>
-        <w:t xml:space="preserve"> cấp </w:t>
-      </w:r>
-      <w:r>
-        <w:rPr>
-          <w:rFonts w:ascii="Times New Roman" w:hAnsi="Times New Roman"/>
-          <w:sz w:val="26"/>
-          <w:szCs w:val="26"/>
-        </w:rPr>
-        <w:t xml:space="preserve">lần </w:t>
-      </w:r>
-      <w:r>
-        <w:rPr>
-          <w:rFonts w:ascii="Times New Roman" w:hAnsi="Times New Roman"/>
-          <w:sz w:val="26"/>
-          <w:szCs w:val="26"/>
-        </w:rPr>
-        <w:t xml:space="preserve">đầu </w:t>
-      </w:r>
-      <w:r>
-        <w:rPr>
-          <w:rFonts w:ascii="Times New Roman" w:hAnsi="Times New Roman"/>
-          <w:sz w:val="26"/>
-          <w:szCs w:val="26"/>
-        </w:rPr>
-        <w:t>ngày 14 tháng 11 năm 2017</w:t>
-      </w:r>
-    </w:p>
-    <w:p>
-      <w:pPr>
-        <w:jc w:val="both"/>
-        <w:rPr>
-          <w:rFonts w:ascii="Times New Roman" w:eastAsia="Times New Roman" w:hAnsi="Times New Roman"/>
-          <w:color w:val="000000" w:themeColor="text1"/>
-          <w:sz w:val="26"/>
-          <w:szCs w:val="26"/>
-          <w:lang w:val="sv-SE"/>
-        </w:rPr>
-      </w:pPr>
-      <w:r>
-        <w:rPr>
           <w:rFonts w:ascii="Times New Roman" w:eastAsia="Times New Roman" w:hAnsi="Times New Roman"/>
           <w:b/>
           <w:color w:val="000000" w:themeColor="text1"/>
@@ -1020,225 +1537,32 @@
           <w:u w:val="single"/>
           <w:lang w:val="sv-SE"/>
         </w:rPr>
-        <w:lastRenderedPageBreak/>
-        <w:t>Điều 2:</w:t>
-      </w:r>
-      <w:r>
-        <w:rPr>
-          <w:rFonts w:ascii="Times New Roman" w:eastAsia="Times New Roman" w:hAnsi="Times New Roman"/>
-          <w:color w:val="000000" w:themeColor="text1"/>
-          <w:sz w:val="26"/>
-          <w:szCs w:val="26"/>
-          <w:lang w:val="sv-SE"/>
-        </w:rPr>
-        <w:t xml:space="preserve"> Hai bên cùng </w:t>
-      </w:r>
-      <w:r>
-        <w:rPr>
-          <w:rFonts w:ascii="Times New Roman" w:eastAsia="Times New Roman" w:hAnsi="Times New Roman"/>
-          <w:color w:val="000000" w:themeColor="text1"/>
-          <w:sz w:val="26"/>
-          <w:szCs w:val="26"/>
-          <w:lang w:val="sv-SE"/>
-        </w:rPr>
-        <w:t xml:space="preserve">thỏa thuận chuyển nhượng </w:t>
-      </w:r>
-      <w:r>
-        <w:rPr>
-          <w:rFonts w:ascii="Times New Roman" w:eastAsia="Times New Roman" w:hAnsi="Times New Roman"/>
-          <w:color w:val="000000" w:themeColor="text1"/>
-          <w:sz w:val="26"/>
-          <w:szCs w:val="26"/>
-          <w:lang w:val="sv-SE"/>
-        </w:rPr>
-        <w:t>phần</w:t>
-      </w:r>
-      <w:r>
-        <w:rPr>
-          <w:rFonts w:ascii="Times New Roman" w:eastAsia="Times New Roman" w:hAnsi="Times New Roman"/>
-          <w:color w:val="000000" w:themeColor="text1"/>
-          <w:sz w:val="26"/>
-          <w:szCs w:val="26"/>
-          <w:lang w:val="sv-SE"/>
-        </w:rPr>
-        <w:t xml:space="preserve"> vốn góp </w:t>
-      </w:r>
-      <w:r>
-        <w:rPr>
-          <w:rFonts w:ascii="Times New Roman" w:eastAsia="Times New Roman" w:hAnsi="Times New Roman"/>
-          <w:color w:val="000000" w:themeColor="text1"/>
-          <w:sz w:val="26"/>
-          <w:szCs w:val="26"/>
-          <w:lang w:val="sv-SE"/>
-        </w:rPr>
-        <w:t xml:space="preserve"> là </w:t>
-      </w:r>
-      <w:r>
-        <w:rPr>
-          <w:rFonts w:ascii="Times New Roman" w:hAnsi="Times New Roman"/>
-          <w:sz w:val="26"/>
-          <w:szCs w:val="26"/>
-        </w:rPr>
-        <w:t>9.000.000.000</w:t>
-      </w:r>
-      <w:r>
-        <w:rPr>
-          <w:rFonts w:ascii="Times New Roman" w:hAnsi="Times New Roman"/>
-          <w:color w:val="000000" w:themeColor="text1"/>
-          <w:sz w:val="26"/>
-          <w:szCs w:val="26"/>
-          <w:lang w:val="vi-VN" w:eastAsia="zh-CN"/>
-        </w:rPr>
-        <w:t xml:space="preserve"> </w:t>
-      </w:r>
-      <w:r>
-        <w:rPr>
-          <w:rFonts w:ascii="Times New Roman" w:hAnsi="Times New Roman"/>
-          <w:color w:val="000000" w:themeColor="text1"/>
-          <w:sz w:val="26"/>
-          <w:szCs w:val="26"/>
-          <w:lang w:val="sv-SE" w:eastAsia="zh-CN"/>
-        </w:rPr>
-        <w:t>VNĐ (</w:t>
-      </w:r>
-      <w:r>
-        <w:rPr>
-          <w:rFonts w:ascii="Times New Roman" w:hAnsi="Times New Roman"/>
-          <w:sz w:val="26"/>
-          <w:szCs w:val="26"/>
-        </w:rPr>
-        <w:t>Chín</w:t>
-      </w:r>
-      <w:r>
-        <w:rPr>
-          <w:rFonts w:ascii="Times New Roman" w:hAnsi="Times New Roman"/>
-          <w:sz w:val="26"/>
-          <w:szCs w:val="26"/>
-        </w:rPr>
-        <w:t xml:space="preserve"> tỷ đồng</w:t>
-      </w:r>
-      <w:r>
-        <w:rPr>
-          <w:rFonts w:ascii="Times New Roman" w:hAnsi="Times New Roman"/>
-          <w:color w:val="000000" w:themeColor="text1"/>
-          <w:sz w:val="26"/>
-          <w:szCs w:val="26"/>
-          <w:lang w:val="sv-SE" w:eastAsia="zh-CN"/>
-        </w:rPr>
-        <w:t xml:space="preserve">) chiếm </w:t>
-      </w:r>
-      <w:r>
-        <w:rPr>
-          <w:rFonts w:ascii="Times New Roman" w:eastAsia="Times New Roman" w:hAnsi="Times New Roman"/>
-          <w:color w:val="000000" w:themeColor="text1"/>
-          <w:sz w:val="26"/>
-          <w:szCs w:val="26"/>
-          <w:lang w:val="sv-SE"/>
-        </w:rPr>
-        <w:t xml:space="preserve">tỷ lệ </w:t>
-      </w:r>
-      <w:r>
-        <w:rPr>
-          <w:rFonts w:ascii="Times New Roman" w:eastAsia="Times New Roman" w:hAnsi="Times New Roman"/>
-          <w:color w:val="000000" w:themeColor="text1"/>
-          <w:sz w:val="26"/>
-          <w:szCs w:val="26"/>
-          <w:lang w:val="sv-SE"/>
-        </w:rPr>
-        <w:t>10</w:t>
-      </w:r>
-      <w:r>
-        <w:rPr>
-          <w:rFonts w:ascii="Times New Roman" w:eastAsia="Times New Roman" w:hAnsi="Times New Roman"/>
-          <w:color w:val="000000" w:themeColor="text1"/>
-          <w:sz w:val="26"/>
-          <w:szCs w:val="26"/>
-          <w:lang w:val="sv-SE"/>
-        </w:rPr>
-        <w:t>0</w:t>
-      </w:r>
-      <w:r>
-        <w:rPr>
-          <w:rFonts w:ascii="Times New Roman" w:eastAsia="Times New Roman" w:hAnsi="Times New Roman"/>
-          <w:color w:val="000000" w:themeColor="text1"/>
-          <w:sz w:val="26"/>
-          <w:szCs w:val="26"/>
-          <w:lang w:val="sv-SE"/>
-        </w:rPr>
-        <w:t xml:space="preserve">% vốn điều lệ với giá chuyển nhượng là </w:t>
-      </w:r>
-      <w:r>
-        <w:rPr>
-          <w:rFonts w:ascii="Times New Roman" w:hAnsi="Times New Roman"/>
-          <w:sz w:val="26"/>
-          <w:szCs w:val="26"/>
-        </w:rPr>
-        <w:t>9.000.000.000</w:t>
-      </w:r>
-      <w:r>
-        <w:rPr>
-          <w:rFonts w:ascii="Times New Roman" w:hAnsi="Times New Roman"/>
-          <w:color w:val="000000" w:themeColor="text1"/>
-          <w:sz w:val="26"/>
-          <w:szCs w:val="26"/>
-          <w:lang w:val="vi-VN" w:eastAsia="zh-CN"/>
-        </w:rPr>
-        <w:t xml:space="preserve"> </w:t>
-      </w:r>
-      <w:r>
-        <w:rPr>
-          <w:rFonts w:ascii="Times New Roman" w:hAnsi="Times New Roman"/>
-          <w:color w:val="000000" w:themeColor="text1"/>
-          <w:sz w:val="26"/>
-          <w:szCs w:val="26"/>
-          <w:lang w:val="sv-SE" w:eastAsia="zh-CN"/>
-        </w:rPr>
-        <w:t>VNĐ (</w:t>
-      </w:r>
-      <w:r>
-        <w:rPr>
-          <w:rFonts w:ascii="Times New Roman" w:hAnsi="Times New Roman"/>
-          <w:sz w:val="26"/>
-          <w:szCs w:val="26"/>
-        </w:rPr>
-        <w:t>Chín</w:t>
-      </w:r>
-      <w:r>
-        <w:rPr>
-          <w:rFonts w:ascii="Times New Roman" w:hAnsi="Times New Roman"/>
-          <w:sz w:val="26"/>
-          <w:szCs w:val="26"/>
-        </w:rPr>
-        <w:t xml:space="preserve"> tỷ đồng</w:t>
-      </w:r>
-      <w:r>
-        <w:rPr>
-          <w:rFonts w:ascii="Times New Roman" w:hAnsi="Times New Roman"/>
-          <w:color w:val="000000" w:themeColor="text1"/>
-          <w:sz w:val="26"/>
-          <w:szCs w:val="26"/>
-          <w:lang w:val="sv-SE" w:eastAsia="zh-CN"/>
-        </w:rPr>
-        <w:t>)</w:t>
-      </w:r>
-      <w:r>
-        <w:rPr>
-          <w:rFonts w:ascii="Times New Roman" w:hAnsi="Times New Roman"/>
-          <w:color w:val="000000" w:themeColor="text1"/>
-          <w:sz w:val="26"/>
-          <w:szCs w:val="26"/>
-          <w:lang w:val="sv-SE" w:eastAsia="zh-CN"/>
-        </w:rPr>
-        <w:t>.</w:t>
-      </w:r>
-    </w:p>
-    <w:p>
-      <w:pPr>
-        <w:tabs>
-          <w:tab w:val="left" w:leader="dot" w:pos="7938"/>
-          <w:tab w:val="left" w:leader="dot" w:pos="8505"/>
-          <w:tab w:val="left" w:leader="dot" w:pos="9072"/>
-        </w:tabs>
+      </w:pPr>
+      <w:r>
+        <w:rPr>
+          <w:rFonts w:ascii="Times New Roman" w:eastAsia="Times New Roman" w:hAnsi="Times New Roman"/>
+          <w:b/>
+          <w:color w:val="000000" w:themeColor="text1"/>
+          <w:sz w:val="26"/>
+          <w:szCs w:val="26"/>
+          <w:u w:val="single"/>
+          <w:lang w:val="sv-SE"/>
+        </w:rPr>
+        <w:t>Điều 7:</w:t>
+      </w:r>
+      <w:r>
+        <w:rPr>
+          <w:rFonts w:ascii="Times New Roman" w:eastAsia="Times New Roman" w:hAnsi="Times New Roman"/>
+          <w:color w:val="000000" w:themeColor="text1"/>
+          <w:sz w:val="26"/>
+          <w:szCs w:val="26"/>
+          <w:lang w:val="sv-SE"/>
+        </w:rPr>
+        <w:t xml:space="preserve"> Hai bên đã đọc, đã hiểu và đồng ý tất cả các điều khoản ghi trong Hợp đồng trước khi ký tên vào hợp đồng.</w:t>
+      </w:r>
+    </w:p>
+    <w:p>
+      <w:pPr>
         <w:spacing w:after="120"/>
         <w:jc w:val="both"/>
         <w:rPr>
@@ -1251,475 +1575,44 @@
       </w:pPr>
       <w:r>
         <w:rPr>
-          <w:rFonts w:ascii="Times New Roman" w:eastAsia="Times New Roman" w:hAnsi="Times New Roman"/>
-          <w:color w:val="000000" w:themeColor="text1"/>
-          <w:sz w:val="26"/>
-          <w:szCs w:val="26"/>
-          <w:lang w:val="sv-SE"/>
-        </w:rPr>
-        <w:t xml:space="preserve">Phương thức thanh toán: </w:t>
-      </w:r>
-      <w:r>
-        <w:rPr>
-          <w:rFonts w:ascii="Times New Roman" w:eastAsia="Times New Roman" w:hAnsi="Times New Roman"/>
-          <w:color w:val="000000" w:themeColor="text1"/>
-          <w:sz w:val="26"/>
-          <w:szCs w:val="26"/>
-          <w:lang w:val="sv-SE"/>
-        </w:rPr>
-        <w:t>Tiền mặt</w:t>
-      </w:r>
-      <w:r>
-        <w:rPr>
-          <w:rFonts w:ascii="Times New Roman" w:eastAsia="Times New Roman" w:hAnsi="Times New Roman"/>
-          <w:color w:val="000000" w:themeColor="text1"/>
-          <w:sz w:val="26"/>
-          <w:szCs w:val="26"/>
-          <w:lang w:val="sv-SE"/>
-        </w:rPr>
-        <w:t>.</w:t>
-      </w:r>
-    </w:p>
-    <w:p>
-      <w:pPr>
-        <w:spacing w:after="120"/>
-        <w:jc w:val="both"/>
-        <w:rPr>
-          <w:rFonts w:ascii="Times New Roman" w:eastAsia="Times New Roman" w:hAnsi="Times New Roman"/>
-          <w:b/>
-          <w:color w:val="000000" w:themeColor="text1"/>
-          <w:sz w:val="26"/>
-          <w:szCs w:val="26"/>
-          <w:lang w:val="sv-SE"/>
-        </w:rPr>
-      </w:pPr>
-      <w:r>
-        <w:rPr>
-          <w:rFonts w:ascii="Times New Roman" w:eastAsia="Times New Roman" w:hAnsi="Times New Roman"/>
-          <w:b/>
-          <w:color w:val="000000" w:themeColor="text1"/>
-          <w:sz w:val="26"/>
-          <w:szCs w:val="26"/>
-          <w:u w:val="single"/>
-          <w:lang w:val="sv-SE"/>
-        </w:rPr>
-        <w:t>Điều 3:</w:t>
-      </w:r>
-      <w:r>
-        <w:rPr>
-          <w:rFonts w:ascii="Times New Roman" w:eastAsia="Times New Roman" w:hAnsi="Times New Roman"/>
-          <w:b/>
-          <w:color w:val="000000" w:themeColor="text1"/>
-          <w:sz w:val="26"/>
-          <w:szCs w:val="26"/>
-          <w:lang w:val="sv-SE"/>
+          <w:rFonts w:ascii="Times New Roman" w:hAnsi="Times New Roman"/>
+          <w:sz w:val="26"/>
+          <w:szCs w:val="26"/>
+        </w:rPr>
+        <w:lastRenderedPageBreak/>
+        <w:t xml:space="preserve">Điều 8: Hợp đồng này có hiệu lực kể từ ngày ký và được lập thành 04 (bốn) bản có giá trị như nhau, </w:t>
+      </w:r>
+      <w:r>
+        <w:rPr>
+          <w:rFonts w:ascii="Times New Roman" w:hAnsi="Times New Roman"/>
+          <w:sz w:val="26"/>
+          <w:szCs w:val="26"/>
+        </w:rPr>
+        <w:t>Ông/</w:t>
+      </w:r>
+      <w:r>
+        <w:rPr>
+          <w:rFonts w:ascii="Times New Roman" w:hAnsi="Times New Roman"/>
+          <w:sz w:val="26"/>
+          <w:szCs w:val="26"/>
+        </w:rPr>
+        <w:t>Bà</w:t>
+      </w:r>
+      <w:r>
+        <w:rPr>
+          <w:rFonts w:ascii="Times New Roman" w:hAnsi="Times New Roman"/>
+          <w:sz w:val="26"/>
+          <w:szCs w:val="26"/>
         </w:rPr>
         <w:t xml:space="preserve"> </w:t>
       </w:r>
       <w:r>
         <w:rPr>
-          <w:rFonts w:ascii="Times New Roman" w:eastAsia="Times New Roman" w:hAnsi="Times New Roman"/>
-          <w:color w:val="000000" w:themeColor="text1"/>
-          <w:sz w:val="26"/>
-          <w:szCs w:val="26"/>
-          <w:lang w:val="sv-SE"/>
-        </w:rPr>
-        <w:t>Phương thức và thời hạn giao nhận phần vốn góp</w:t>
-      </w:r>
-    </w:p>
-    <w:p>
-      <w:pPr>
-        <w:spacing w:after="120"/>
-        <w:jc w:val="both"/>
-        <w:rPr>
-          <w:rFonts w:ascii="Times New Roman" w:eastAsia="Times New Roman" w:hAnsi="Times New Roman"/>
-          <w:color w:val="000000" w:themeColor="text1"/>
-          <w:sz w:val="26"/>
-          <w:szCs w:val="26"/>
-          <w:lang w:val="sv-SE"/>
-        </w:rPr>
-      </w:pPr>
-      <w:r>
-        <w:rPr>
-          <w:rFonts w:ascii="Times New Roman" w:eastAsia="Times New Roman" w:hAnsi="Times New Roman"/>
-          <w:color w:val="000000" w:themeColor="text1"/>
-          <w:sz w:val="26"/>
-          <w:szCs w:val="26"/>
-          <w:lang w:val="sv-SE"/>
-        </w:rPr>
-        <w:t>Việc giao nhận  phần</w:t>
-      </w:r>
-      <w:r>
-        <w:rPr>
-          <w:rFonts w:ascii="Times New Roman" w:eastAsia="Times New Roman" w:hAnsi="Times New Roman"/>
-          <w:color w:val="000000" w:themeColor="text1"/>
-          <w:sz w:val="26"/>
-          <w:szCs w:val="26"/>
-          <w:lang w:val="sv-SE"/>
-        </w:rPr>
-        <w:t xml:space="preserve"> vốn góp</w:t>
-      </w:r>
-      <w:r>
-        <w:rPr>
-          <w:rFonts w:ascii="Times New Roman" w:eastAsia="Times New Roman" w:hAnsi="Times New Roman"/>
-          <w:color w:val="000000" w:themeColor="text1"/>
-          <w:sz w:val="26"/>
-          <w:szCs w:val="26"/>
-          <w:lang w:val="sv-SE"/>
-        </w:rPr>
-        <w:t xml:space="preserve"> số tiền </w:t>
-      </w:r>
-      <w:r>
-        <w:rPr>
-          <w:rFonts w:ascii="Times New Roman" w:hAnsi="Times New Roman"/>
-          <w:sz w:val="26"/>
-          <w:szCs w:val="26"/>
-        </w:rPr>
-        <w:t>9.000.000.000</w:t>
-      </w:r>
-      <w:r>
-        <w:rPr>
-          <w:rFonts w:ascii="Times New Roman" w:hAnsi="Times New Roman"/>
-          <w:sz w:val="26"/>
-          <w:szCs w:val="26"/>
-        </w:rPr>
-        <w:t xml:space="preserve"> </w:t>
-      </w:r>
-      <w:r>
-        <w:rPr>
-          <w:rFonts w:ascii="Times New Roman" w:hAnsi="Times New Roman"/>
-          <w:color w:val="000000" w:themeColor="text1"/>
-          <w:sz w:val="26"/>
-          <w:szCs w:val="26"/>
-          <w:lang w:val="sv-SE" w:eastAsia="zh-CN"/>
-        </w:rPr>
-        <w:t>VNĐ (</w:t>
-      </w:r>
-      <w:r>
-        <w:rPr>
-          <w:rFonts w:ascii="Times New Roman" w:hAnsi="Times New Roman"/>
-          <w:sz w:val="26"/>
-          <w:szCs w:val="26"/>
-        </w:rPr>
-        <w:t>Chín</w:t>
-      </w:r>
-      <w:r>
-        <w:rPr>
-          <w:rFonts w:ascii="Times New Roman" w:hAnsi="Times New Roman"/>
-          <w:sz w:val="26"/>
-          <w:szCs w:val="26"/>
-        </w:rPr>
-        <w:t xml:space="preserve"> tỷ đồng</w:t>
-      </w:r>
-      <w:r>
-        <w:rPr>
-          <w:rFonts w:ascii="Times New Roman" w:hAnsi="Times New Roman"/>
-          <w:color w:val="000000" w:themeColor="text1"/>
-          <w:sz w:val="26"/>
-          <w:szCs w:val="26"/>
-          <w:lang w:val="sv-SE" w:eastAsia="zh-CN"/>
-        </w:rPr>
-        <w:t>)</w:t>
-      </w:r>
-      <w:r>
-        <w:rPr>
-          <w:rFonts w:ascii="Times New Roman" w:hAnsi="Times New Roman"/>
-          <w:color w:val="000000" w:themeColor="text1"/>
-          <w:sz w:val="26"/>
-          <w:szCs w:val="26"/>
-          <w:lang w:val="sv-SE" w:eastAsia="zh-CN"/>
-        </w:rPr>
-        <w:t xml:space="preserve"> chiếm </w:t>
-      </w:r>
-      <w:r>
-        <w:rPr>
-          <w:rFonts w:ascii="Times New Roman" w:eastAsia="Times New Roman" w:hAnsi="Times New Roman"/>
-          <w:color w:val="000000" w:themeColor="text1"/>
-          <w:sz w:val="26"/>
-          <w:szCs w:val="26"/>
-          <w:lang w:val="sv-SE"/>
-        </w:rPr>
-        <w:t xml:space="preserve">tỷ lệ </w:t>
-      </w:r>
-      <w:r>
-        <w:rPr>
-          <w:rFonts w:ascii="Times New Roman" w:eastAsia="Times New Roman" w:hAnsi="Times New Roman"/>
-          <w:color w:val="000000" w:themeColor="text1"/>
-          <w:sz w:val="26"/>
-          <w:szCs w:val="26"/>
-          <w:lang w:val="sv-SE"/>
-        </w:rPr>
-        <w:t>10</w:t>
-      </w:r>
-      <w:r>
-        <w:rPr>
-          <w:rFonts w:ascii="Times New Roman" w:eastAsia="Times New Roman" w:hAnsi="Times New Roman"/>
-          <w:color w:val="000000" w:themeColor="text1"/>
-          <w:sz w:val="26"/>
-          <w:szCs w:val="26"/>
-          <w:lang w:val="sv-SE"/>
-        </w:rPr>
-        <w:t>0</w:t>
-      </w:r>
-      <w:r>
-        <w:rPr>
-          <w:rFonts w:ascii="Times New Roman" w:eastAsia="Times New Roman" w:hAnsi="Times New Roman"/>
-          <w:color w:val="000000" w:themeColor="text1"/>
-          <w:sz w:val="26"/>
-          <w:szCs w:val="26"/>
-          <w:lang w:val="sv-SE"/>
-        </w:rPr>
-        <w:t xml:space="preserve">% vốn điều lệ </w:t>
-      </w:r>
-      <w:r>
-        <w:rPr>
-          <w:rFonts w:ascii="Times New Roman" w:eastAsia="Times New Roman" w:hAnsi="Times New Roman"/>
-          <w:color w:val="000000" w:themeColor="text1"/>
-          <w:sz w:val="26"/>
-          <w:szCs w:val="26"/>
-          <w:lang w:val="sv-SE"/>
-        </w:rPr>
-        <w:t xml:space="preserve"> được thực hiện ngay tại thời điểm hợp đồng này có hiệu lực với sự chứng kiến của người đại diện theo pháp luật của công ty.</w:t>
-      </w:r>
-    </w:p>
-    <w:p>
-      <w:pPr>
-        <w:spacing w:after="120"/>
-        <w:jc w:val="both"/>
-        <w:rPr>
-          <w:rFonts w:ascii="Times New Roman" w:eastAsia="Times New Roman" w:hAnsi="Times New Roman"/>
-          <w:b/>
-          <w:color w:val="000000" w:themeColor="text1"/>
-          <w:sz w:val="26"/>
-          <w:szCs w:val="26"/>
-          <w:lang w:val="sv-SE"/>
-        </w:rPr>
-      </w:pPr>
-      <w:r>
-        <w:rPr>
-          <w:rFonts w:ascii="Times New Roman" w:hAnsi="Times New Roman"/>
-          <w:sz w:val="26"/>
-          <w:szCs w:val="26"/>
-        </w:rPr>
-        <w:t xml:space="preserve">Điều 4: Hai bên có nghĩa vụ thực hiện các vấn đề liên quan đến việc chuyển nhượng phần vốn góp để </w:t>
-      </w:r>
-      <w:r>
-        <w:rPr>
-          <w:rFonts w:ascii="Times New Roman" w:hAnsi="Times New Roman"/>
-          <w:sz w:val="26"/>
-          <w:szCs w:val="26"/>
-        </w:rPr>
-        <w:t>CÔNG TY TNHH TÍN PHÁT VINH</w:t>
-      </w:r>
-      <w:r>
-        <w:rPr>
-          <w:rFonts w:ascii="Times New Roman" w:hAnsi="Times New Roman"/>
-          <w:sz w:val="26"/>
-          <w:szCs w:val="26"/>
-        </w:rPr>
-        <w:t xml:space="preserve"> hoàn tất thủ tục đăng ký doanh nghiệp theo quy định của pháp luật. </w:t>
-      </w:r>
-    </w:p>
-    <w:p>
-      <w:pPr>
-        <w:spacing w:after="120"/>
-        <w:jc w:val="both"/>
-        <w:rPr>
-          <w:rFonts w:ascii="Times New Roman" w:eastAsia="Times New Roman" w:hAnsi="Times New Roman"/>
-          <w:color w:val="000000" w:themeColor="text1"/>
-          <w:sz w:val="26"/>
-          <w:szCs w:val="26"/>
-          <w:lang w:val="sv-SE"/>
-        </w:rPr>
-      </w:pPr>
-      <w:r>
-        <w:rPr>
-          <w:rFonts w:ascii="Times New Roman" w:hAnsi="Times New Roman"/>
-          <w:sz w:val="26"/>
-          <w:szCs w:val="26"/>
-        </w:rPr>
-        <w:t xml:space="preserve">Bên mua có trách nhiệm kế thừa toàn bộ quyền và nghĩa vụ của bên bán với tư cách là thành viên góp vốn của </w:t>
-      </w:r>
-      <w:r>
-        <w:rPr>
-          <w:rFonts w:ascii="Times New Roman" w:hAnsi="Times New Roman"/>
-          <w:sz w:val="26"/>
-          <w:szCs w:val="26"/>
-        </w:rPr>
-        <w:t>CÔNG TY TNHH TÍN PHÁT VINH</w:t>
-      </w:r>
-      <w:r>
-        <w:rPr>
-          <w:rFonts w:ascii="Times New Roman" w:hAnsi="Times New Roman"/>
-          <w:sz w:val="26"/>
-          <w:szCs w:val="26"/>
-        </w:rPr>
-        <w:t xml:space="preserve"> kể từ ngày hoàn tất việc chuyển nhượng phần vốn góp.</w:t>
-      </w:r>
-    </w:p>
-    <w:p>
-      <w:pPr>
-        <w:spacing w:after="120"/>
-        <w:jc w:val="both"/>
-        <w:rPr>
-          <w:rFonts w:ascii="Times New Roman" w:eastAsia="Times New Roman" w:hAnsi="Times New Roman"/>
-          <w:color w:val="000000" w:themeColor="text1"/>
-          <w:sz w:val="26"/>
-          <w:szCs w:val="26"/>
-          <w:lang w:val="sv-SE"/>
-        </w:rPr>
-      </w:pPr>
-      <w:r>
-        <w:rPr>
-          <w:rFonts w:ascii="Times New Roman" w:eastAsia="Times New Roman" w:hAnsi="Times New Roman"/>
-          <w:b/>
-          <w:color w:val="000000" w:themeColor="text1"/>
-          <w:sz w:val="26"/>
-          <w:szCs w:val="26"/>
-          <w:u w:val="single"/>
-          <w:lang w:val="sv-SE"/>
-        </w:rPr>
-        <w:t>Điều 5:</w:t>
-      </w:r>
-      <w:r>
-        <w:rPr>
-          <w:rFonts w:ascii="Times New Roman" w:eastAsia="Times New Roman" w:hAnsi="Times New Roman"/>
-          <w:color w:val="000000" w:themeColor="text1"/>
-          <w:sz w:val="26"/>
-          <w:szCs w:val="26"/>
-          <w:lang w:val="sv-SE"/>
-        </w:rPr>
-        <w:t xml:space="preserve"> Sau khi hoàn tất việc chuyển nhượng phần vốn góp, mọi sự tranh chấp phát sinh nếu có, hai bên cùng nhau thương lượng giải quyết theo nguyên tắc tôn trọng quyền lợi của nhau. Trong trường hợp không giải quyết được thì một trong hai bên có quyền khởi kiện để yêu cầu tòa án có thẩm quyền giải quyết theo quy định của pháp luật hiện hành, cơ quan đăng ký kinh doanh không có trách nhiệm giải quyết các tranh chấp phát sinh nếu có.  </w:t>
-      </w:r>
-    </w:p>
-    <w:p>
-      <w:pPr>
-        <w:spacing w:after="120"/>
-        <w:jc w:val="both"/>
-        <w:rPr>
-          <w:rFonts w:ascii="Times New Roman" w:eastAsia="Times New Roman" w:hAnsi="Times New Roman"/>
-          <w:color w:val="000000" w:themeColor="text1"/>
-          <w:sz w:val="26"/>
-          <w:szCs w:val="26"/>
-          <w:lang w:val="sv-SE"/>
-        </w:rPr>
-      </w:pPr>
-      <w:r>
-        <w:rPr>
-          <w:rFonts w:ascii="Times New Roman" w:eastAsia="Times New Roman" w:hAnsi="Times New Roman"/>
-          <w:b/>
-          <w:color w:val="000000" w:themeColor="text1"/>
-          <w:sz w:val="26"/>
-          <w:szCs w:val="26"/>
-          <w:u w:val="single"/>
-          <w:lang w:val="sv-SE"/>
-        </w:rPr>
-        <w:t>Điều 6:</w:t>
-      </w:r>
-      <w:r>
-        <w:rPr>
-          <w:rFonts w:ascii="Times New Roman" w:eastAsia="Times New Roman" w:hAnsi="Times New Roman"/>
-          <w:color w:val="000000" w:themeColor="text1"/>
-          <w:sz w:val="26"/>
-          <w:szCs w:val="26"/>
-          <w:lang w:val="sv-SE"/>
-        </w:rPr>
-        <w:t xml:space="preserve"> Hai bên cùng cam kết những thông tin về nhân thân, phần vốn chuyển nhượng đã ghi trên hợp đồng là đúng sự thật. Phần vốn góp chuyển nhượng không có tranh chấp, không bị kê biên để đảm bảo thi hành án. Việc giao kết hợp đồng là hoàn toàn tự nguyện, không bị lừa dối hoặc ép buộc. Bên mua đã xem xét kỹ, biết rõ về phần vốn góp nhận chuyển nhượng nêu trên và giấy tờ pháp lý liên quan. Hai bên có trách nhiệm thực hiện đúng và đầy đủ các nội dung đã thỏa thuận trong hợp đồng. </w:t>
-      </w:r>
-    </w:p>
-    <w:p>
-      <w:pPr>
-        <w:tabs>
-          <w:tab w:val="left" w:leader="dot" w:pos="7938"/>
-          <w:tab w:val="left" w:leader="dot" w:pos="8505"/>
-          <w:tab w:val="left" w:leader="dot" w:pos="9072"/>
-        </w:tabs>
-        <w:spacing w:after="120"/>
-        <w:jc w:val="both"/>
-        <w:rPr>
-          <w:rFonts w:ascii="Times New Roman" w:eastAsia="Times New Roman" w:hAnsi="Times New Roman"/>
-          <w:b/>
-          <w:color w:val="000000" w:themeColor="text1"/>
-          <w:sz w:val="26"/>
-          <w:szCs w:val="26"/>
-          <w:u w:val="single"/>
-          <w:lang w:val="sv-SE"/>
-        </w:rPr>
-      </w:pPr>
-      <w:r>
-        <w:rPr>
-          <w:rFonts w:ascii="Times New Roman" w:eastAsia="Times New Roman" w:hAnsi="Times New Roman"/>
-          <w:b/>
-          <w:color w:val="000000" w:themeColor="text1"/>
-          <w:sz w:val="26"/>
-          <w:szCs w:val="26"/>
-          <w:u w:val="single"/>
-          <w:lang w:val="sv-SE"/>
-        </w:rPr>
-        <w:t>Điều 7:</w:t>
-      </w:r>
-      <w:r>
-        <w:rPr>
-          <w:rFonts w:ascii="Times New Roman" w:eastAsia="Times New Roman" w:hAnsi="Times New Roman"/>
-          <w:color w:val="000000" w:themeColor="text1"/>
-          <w:sz w:val="26"/>
-          <w:szCs w:val="26"/>
-          <w:lang w:val="sv-SE"/>
-        </w:rPr>
-        <w:t xml:space="preserve"> Hai bên đã đọc, đã hiểu và đồng ý tất cả các điều khoản ghi trong Hợp đồng trước khi ký tên vào hợp đồng.</w:t>
-      </w:r>
-    </w:p>
-    <w:p>
-      <w:pPr>
-        <w:spacing w:after="120"/>
-        <w:jc w:val="both"/>
-        <w:rPr>
-          <w:rFonts w:ascii="Times New Roman" w:eastAsia="Times New Roman" w:hAnsi="Times New Roman"/>
-          <w:color w:val="000000" w:themeColor="text1"/>
-          <w:sz w:val="26"/>
-          <w:szCs w:val="26"/>
-          <w:lang w:val="sv-SE"/>
-        </w:rPr>
-      </w:pPr>
-      <w:r>
-        <w:rPr>
-          <w:rFonts w:ascii="Times New Roman" w:hAnsi="Times New Roman"/>
-          <w:sz w:val="26"/>
-          <w:szCs w:val="26"/>
-        </w:rPr>
-        <w:t xml:space="preserve">Điều 8: Hợp đồng này có hiệu lực kể từ ngày ký và được lập thành 04 (bốn) bản có giá trị như nhau, </w:t>
-      </w:r>
-      <w:r>
-        <w:rPr>
-          <w:rFonts w:ascii="Times New Roman" w:hAnsi="Times New Roman"/>
-          <w:sz w:val="26"/>
-          <w:szCs w:val="26"/>
-        </w:rPr>
-        <w:t>Ông/</w:t>
-      </w:r>
-      <w:r>
-        <w:rPr>
-          <w:rFonts w:ascii="Times New Roman" w:hAnsi="Times New Roman"/>
-          <w:sz w:val="26"/>
-          <w:szCs w:val="26"/>
-        </w:rPr>
-        <w:t>Bà</w:t>
-      </w:r>
-      <w:r>
-        <w:rPr>
-          <w:rFonts w:ascii="Times New Roman" w:hAnsi="Times New Roman"/>
-          <w:sz w:val="26"/>
-          <w:szCs w:val="26"/>
-        </w:rPr>
-        <w:t xml:space="preserve"> </w:t>
-      </w:r>
-      <w:r>
-        <w:rPr>
-          <w:rFonts w:ascii="Times New Roman" w:hAnsi="Times New Roman"/>
-          <w:sz w:val="26"/>
-          <w:szCs w:val="26"/>
-        </w:rPr>
-        <w:t>NGUYỄN VĂN VINH</w:t>
+          <w:rFonts w:ascii="Times New Roman" w:hAnsi="Times New Roman"/>
+          <w:sz w:val="26"/>
+          <w:szCs w:val="26"/>
+        </w:rPr>
+        <w:t>LƯU THỊ MAI KHANH</w:t>
       </w:r>
       <w:r>
         <w:rPr>
@@ -1739,12 +1632,16 @@
       </w:r>
       <w:r>
         <w:rPr>
-          <w:rFonts w:ascii="Times New Roman" w:hAnsi="Times New Roman"/>
-          <w:sz w:val="26"/>
-          <w:szCs w:val="26"/>
-        </w:rPr>
-        <w:t>ĐẶNG THỊ HUYỀN TRANG</w:t>
-      </w:r>
+          <w:rFonts w:ascii="Times New Roman" w:eastAsia="Times New Roman" w:hAnsi="Times New Roman"/>
+          <w:bCs/>
+          <w:sz w:val="24"/>
+          <w:szCs w:val="24"/>
+          <w:lang w:val="sv-SE"/>
+        </w:rPr>
+        <w:t>HỨA NGỌC HẠNH</w:t>
+      </w:r>
+      <w:bookmarkStart w:id="0" w:name="_GoBack"/>
+      <w:bookmarkEnd w:id="0"/>
       <w:r>
         <w:rPr>
           <w:rFonts w:ascii="Times New Roman" w:hAnsi="Times New Roman"/>
@@ -1813,7 +1710,6 @@
                 <w:szCs w:val="26"/>
                 <w:lang w:val="sv-SE"/>
               </w:rPr>
-              <w:lastRenderedPageBreak/>
               <w:t>BÊN BÁN</w:t>
             </w:r>
           </w:p>
@@ -1903,7 +1799,18 @@
                 <w:sz w:val="26"/>
                 <w:szCs w:val="26"/>
               </w:rPr>
-              <w:t>9.000.000.000</w:t>
+              <w:t>10</w:t>
+            </w:r>
+            <w:r>
+              <w:rPr>
+                <w:rFonts w:ascii="Times New Roman" w:eastAsia="Times New Roman" w:hAnsi="Times New Roman"/>
+                <w:bCs/>
+                <w:i/>
+                <w:color w:val="000000" w:themeColor="text1"/>
+                <w:sz w:val="26"/>
+                <w:szCs w:val="26"/>
+              </w:rPr>
+              <w:t>.000.000.000</w:t>
             </w:r>
             <w:r>
               <w:rPr>
@@ -2055,7 +1962,7 @@
                 <w:szCs w:val="26"/>
                 <w:lang w:val="sv-SE"/>
               </w:rPr>
-              <w:t>NGUYỄN VĂN VINH</w:t>
+              <w:t>LƯU THỊ MAI KHANH</w:t>
             </w:r>
           </w:p>
           <w:p>
@@ -2328,12 +2235,11 @@
                 <w:rFonts w:ascii="Times New Roman" w:eastAsia="Times New Roman" w:hAnsi="Times New Roman"/>
                 <w:b/>
                 <w:bCs/>
-                <w:color w:val="000000" w:themeColor="text1"/>
-                <w:sz w:val="26"/>
-                <w:szCs w:val="26"/>
-                <w:lang w:val="sv-SE"/>
-              </w:rPr>
-              <w:t>ĐẶNG THỊ HUYỀN TRANG</w:t>
+                <w:sz w:val="24"/>
+                <w:szCs w:val="24"/>
+                <w:lang w:val="sv-SE"/>
+              </w:rPr>
+              <w:t>HỨA NGỌC HẠNH</w:t>
             </w:r>
           </w:p>
         </w:tc>
@@ -2410,7 +2316,7 @@
                 <w:szCs w:val="26"/>
                 <w:lang w:val="sv-SE"/>
               </w:rPr>
-              <w:t>30</w:t>
+              <w:t>9</w:t>
             </w:r>
             <w:r>
               <w:rPr>
@@ -2432,7 +2338,7 @@
                 <w:szCs w:val="26"/>
                 <w:lang w:val="sv-SE"/>
               </w:rPr>
-              <w:t>10</w:t>
+              <w:t>6</w:t>
             </w:r>
             <w:r>
               <w:rPr>
@@ -2454,7 +2360,7 @@
                 <w:szCs w:val="26"/>
                 <w:lang w:val="sv-SE"/>
               </w:rPr>
-              <w:t>5</w:t>
+              <w:t>6</w:t>
             </w:r>
             <w:r>
               <w:rPr>
@@ -2638,7 +2544,7 @@
                 <w:szCs w:val="26"/>
                 <w:lang w:val="sv-SE"/>
               </w:rPr>
-              <w:t>NGUYỄN VĂN VINH</w:t>
+              <w:t>LƯU THỊ MAI KHANH</w:t>
             </w:r>
           </w:p>
           <w:p>
@@ -2672,10 +2578,8 @@
                 <w:sz w:val="26"/>
                 <w:szCs w:val="26"/>
               </w:rPr>
-              <w:t>Chủ tịch công ty kiêm Giám đốc</w:t>
-            </w:r>
-            <w:bookmarkStart w:id="0" w:name="_GoBack"/>
-            <w:bookmarkEnd w:id="0"/>
+              <w:t>Giám đốc</w:t>
+            </w:r>
           </w:p>
         </w:tc>
       </w:tr>
@@ -2742,7 +2646,7 @@
       </w:pPr>
     </w:p>
     <w:sectPr>
-      <w:footerReference w:type="default" r:id="rId7"/>
+      <w:footerReference w:type="default" r:id="rId8"/>
       <w:pgSz w:w="11906" w:h="16838" w:code="9"/>
       <w:pgMar w:top="1440" w:right="1440" w:bottom="1440" w:left="1440" w:header="578" w:footer="289" w:gutter="0"/>
       <w:cols w:space="720"/>
@@ -2816,6 +2720,163 @@
     </w:p>
   </w:footnote>
 </w:footnotes>
+</file>
+
+<file path=word/numbering.xml><?xml version="1.0" encoding="utf-8"?>
+<w:numbering xmlns:wpc="http://schemas.microsoft.com/office/word/2010/wordprocessingCanvas" xmlns:cx="http://schemas.microsoft.com/office/drawing/2014/chartex" xmlns:cx1="http://schemas.microsoft.com/office/drawing/2015/9/8/chartex" xmlns:mc="http://schemas.openxmlformats.org/markup-compatibility/2006" xmlns:o="urn:schemas-microsoft-com:office:office" xmlns:r="http://schemas.openxmlformats.org/officeDocument/2006/relationships" xmlns:m="http://schemas.openxmlformats.org/officeDocument/2006/math" xmlns:v="urn:schemas-microsoft-com:vml" xmlns:wp14="http://schemas.microsoft.com/office/word/2010/wordprocessingDrawing" xmlns:wp="http://schemas.openxmlformats.org/drawingml/2006/wordprocessingDrawing" xmlns:w10="urn:schemas-microsoft-com:office:word" xmlns:w="http://schemas.openxmlformats.org/wordprocessingml/2006/main" xmlns:w14="http://schemas.microsoft.com/office/word/2010/wordml" xmlns:w15="http://schemas.microsoft.com/office/word/2012/wordml" xmlns:w16se="http://schemas.microsoft.com/office/word/2015/wordml/symex" xmlns:wpg="http://schemas.microsoft.com/office/word/2010/wordprocessingGroup" xmlns:wpi="http://schemas.microsoft.com/office/word/2010/wordprocessingInk" xmlns:wne="http://schemas.microsoft.com/office/word/2006/wordml" xmlns:wps="http://schemas.microsoft.com/office/word/2010/wordprocessingShape" mc:Ignorable="w14 w15 w16se wp14">
+  <w:abstractNum w:abstractNumId="0" w15:restartNumberingAfterBreak="0">
+    <w:nsid w:val="5B0F267C"/>
+    <w:multiLevelType w:val="multilevel"/>
+    <w:tmpl w:val="22429234"/>
+    <w:lvl w:ilvl="0">
+      <w:start w:val="1"/>
+      <w:numFmt w:val="bullet"/>
+      <w:lvlText w:val=""/>
+      <w:lvlJc w:val="left"/>
+      <w:pPr>
+        <w:tabs>
+          <w:tab w:val="num" w:pos="720"/>
+        </w:tabs>
+        <w:ind w:left="720" w:hanging="360"/>
+      </w:pPr>
+      <w:rPr>
+        <w:rFonts w:ascii="Symbol" w:hAnsi="Symbol" w:hint="default"/>
+        <w:sz w:val="20"/>
+      </w:rPr>
+    </w:lvl>
+    <w:lvl w:ilvl="1" w:tentative="1">
+      <w:start w:val="1"/>
+      <w:numFmt w:val="bullet"/>
+      <w:lvlText w:val="o"/>
+      <w:lvlJc w:val="left"/>
+      <w:pPr>
+        <w:tabs>
+          <w:tab w:val="num" w:pos="1440"/>
+        </w:tabs>
+        <w:ind w:left="1440" w:hanging="360"/>
+      </w:pPr>
+      <w:rPr>
+        <w:rFonts w:ascii="Courier New" w:hAnsi="Courier New" w:hint="default"/>
+        <w:sz w:val="20"/>
+      </w:rPr>
+    </w:lvl>
+    <w:lvl w:ilvl="2" w:tentative="1">
+      <w:start w:val="1"/>
+      <w:numFmt w:val="bullet"/>
+      <w:lvlText w:val=""/>
+      <w:lvlJc w:val="left"/>
+      <w:pPr>
+        <w:tabs>
+          <w:tab w:val="num" w:pos="2160"/>
+        </w:tabs>
+        <w:ind w:left="2160" w:hanging="360"/>
+      </w:pPr>
+      <w:rPr>
+        <w:rFonts w:ascii="Wingdings" w:hAnsi="Wingdings" w:hint="default"/>
+        <w:sz w:val="20"/>
+      </w:rPr>
+    </w:lvl>
+    <w:lvl w:ilvl="3" w:tentative="1">
+      <w:start w:val="1"/>
+      <w:numFmt w:val="bullet"/>
+      <w:lvlText w:val=""/>
+      <w:lvlJc w:val="left"/>
+      <w:pPr>
+        <w:tabs>
+          <w:tab w:val="num" w:pos="2880"/>
+        </w:tabs>
+        <w:ind w:left="2880" w:hanging="360"/>
+      </w:pPr>
+      <w:rPr>
+        <w:rFonts w:ascii="Wingdings" w:hAnsi="Wingdings" w:hint="default"/>
+        <w:sz w:val="20"/>
+      </w:rPr>
+    </w:lvl>
+    <w:lvl w:ilvl="4" w:tentative="1">
+      <w:start w:val="1"/>
+      <w:numFmt w:val="bullet"/>
+      <w:lvlText w:val=""/>
+      <w:lvlJc w:val="left"/>
+      <w:pPr>
+        <w:tabs>
+          <w:tab w:val="num" w:pos="3600"/>
+        </w:tabs>
+        <w:ind w:left="3600" w:hanging="360"/>
+      </w:pPr>
+      <w:rPr>
+        <w:rFonts w:ascii="Wingdings" w:hAnsi="Wingdings" w:hint="default"/>
+        <w:sz w:val="20"/>
+      </w:rPr>
+    </w:lvl>
+    <w:lvl w:ilvl="5" w:tentative="1">
+      <w:start w:val="1"/>
+      <w:numFmt w:val="bullet"/>
+      <w:lvlText w:val=""/>
+      <w:lvlJc w:val="left"/>
+      <w:pPr>
+        <w:tabs>
+          <w:tab w:val="num" w:pos="4320"/>
+        </w:tabs>
+        <w:ind w:left="4320" w:hanging="360"/>
+      </w:pPr>
+      <w:rPr>
+        <w:rFonts w:ascii="Wingdings" w:hAnsi="Wingdings" w:hint="default"/>
+        <w:sz w:val="20"/>
+      </w:rPr>
+    </w:lvl>
+    <w:lvl w:ilvl="6" w:tentative="1">
+      <w:start w:val="1"/>
+      <w:numFmt w:val="bullet"/>
+      <w:lvlText w:val=""/>
+      <w:lvlJc w:val="left"/>
+      <w:pPr>
+        <w:tabs>
+          <w:tab w:val="num" w:pos="5040"/>
+        </w:tabs>
+        <w:ind w:left="5040" w:hanging="360"/>
+      </w:pPr>
+      <w:rPr>
+        <w:rFonts w:ascii="Wingdings" w:hAnsi="Wingdings" w:hint="default"/>
+        <w:sz w:val="20"/>
+      </w:rPr>
+    </w:lvl>
+    <w:lvl w:ilvl="7" w:tentative="1">
+      <w:start w:val="1"/>
+      <w:numFmt w:val="bullet"/>
+      <w:lvlText w:val=""/>
+      <w:lvlJc w:val="left"/>
+      <w:pPr>
+        <w:tabs>
+          <w:tab w:val="num" w:pos="5760"/>
+        </w:tabs>
+        <w:ind w:left="5760" w:hanging="360"/>
+      </w:pPr>
+      <w:rPr>
+        <w:rFonts w:ascii="Wingdings" w:hAnsi="Wingdings" w:hint="default"/>
+        <w:sz w:val="20"/>
+      </w:rPr>
+    </w:lvl>
+    <w:lvl w:ilvl="8" w:tentative="1">
+      <w:start w:val="1"/>
+      <w:numFmt w:val="bullet"/>
+      <w:lvlText w:val=""/>
+      <w:lvlJc w:val="left"/>
+      <w:pPr>
+        <w:tabs>
+          <w:tab w:val="num" w:pos="6480"/>
+        </w:tabs>
+        <w:ind w:left="6480" w:hanging="360"/>
+      </w:pPr>
+      <w:rPr>
+        <w:rFonts w:ascii="Wingdings" w:hAnsi="Wingdings" w:hint="default"/>
+        <w:sz w:val="20"/>
+      </w:rPr>
+    </w:lvl>
+  </w:abstractNum>
+  <w:num w:numId="1">
+    <w:abstractNumId w:val="0"/>
+  </w:num>
+</w:numbering>
 </file>
 
 <file path=word/styles.xml><?xml version="1.0" encoding="utf-8"?>
@@ -3447,6 +3508,22 @@
       <w:szCs w:val="18"/>
     </w:rPr>
   </w:style>
+  <w:style w:type="paragraph" w:styleId="NormalWeb">
+    <w:name w:val="Normal (Web)"/>
+    <w:basedOn w:val="Normal"/>
+    <w:uiPriority w:val="99"/>
+    <w:semiHidden/>
+    <w:unhideWhenUsed/>
+    <w:rsid w:val="00397FDA"/>
+    <w:pPr>
+      <w:spacing w:before="100" w:beforeAutospacing="1" w:after="100" w:afterAutospacing="1" w:line="240" w:lineRule="auto"/>
+    </w:pPr>
+    <w:rPr>
+      <w:rFonts w:ascii="Times New Roman" w:eastAsia="Times New Roman" w:hAnsi="Times New Roman"/>
+      <w:sz w:val="24"/>
+      <w:szCs w:val="24"/>
+    </w:rPr>
+  </w:style>
 </w:styles>
 </file>
 
@@ -3750,7 +3827,7 @@
 </file>
 
 <file path=customXml/itemProps1.xml><?xml version="1.0" encoding="utf-8"?>
-<ds:datastoreItem xmlns:ds="http://schemas.openxmlformats.org/officeDocument/2006/customXml" ds:itemID="{11CD6676-64B5-46B3-9ED8-8A40FFDC7351}">
+<ds:datastoreItem xmlns:ds="http://schemas.openxmlformats.org/officeDocument/2006/customXml" ds:itemID="{A910C076-0BA7-4A4F-B4A7-18F314315621}">
   <ds:schemaRefs>
     <ds:schemaRef ds:uri="http://schemas.openxmlformats.org/officeDocument/2006/bibliography"/>
   </ds:schemaRefs>

--- a/CÔNG TY TNHH SẢN XUẤT VẠN SỰ PHÚC/VanSuPhuc_ThayDoi_CSH_DDPL/VanSuPhuc_ThayDoi_CSH_DDPL/HoSo1_Hop dong chuyen nhuong.docx
+++ b/CÔNG TY TNHH SẢN XUẤT VẠN SỰ PHÚC/VanSuPhuc_ThayDoi_CSH_DDPL/VanSuPhuc_ThayDoi_CSH_DDPL/HoSo1_Hop dong chuyen nhuong.docx
@@ -157,7 +157,7 @@
           <w:sz w:val="26"/>
           <w:szCs w:val="26"/>
         </w:rPr>
-        <w:t>9</w:t>
+        <w:t>26</w:t>
       </w:r>
       <w:r>
         <w:rPr>
@@ -1640,8 +1640,6 @@
         </w:rPr>
         <w:t>HỨA NGỌC HẠNH</w:t>
       </w:r>
-      <w:bookmarkStart w:id="0" w:name="_GoBack"/>
-      <w:bookmarkEnd w:id="0"/>
       <w:r>
         <w:rPr>
           <w:rFonts w:ascii="Times New Roman" w:hAnsi="Times New Roman"/>
@@ -2316,8 +2314,10 @@
                 <w:szCs w:val="26"/>
                 <w:lang w:val="sv-SE"/>
               </w:rPr>
-              <w:t>9</w:t>
-            </w:r>
+              <w:t>26</w:t>
+            </w:r>
+            <w:bookmarkStart w:id="0" w:name="_GoBack"/>
+            <w:bookmarkEnd w:id="0"/>
             <w:r>
               <w:rPr>
                 <w:rFonts w:ascii="Times New Roman" w:eastAsia="Times New Roman" w:hAnsi="Times New Roman"/>
@@ -3827,7 +3827,7 @@
 </file>
 
 <file path=customXml/itemProps1.xml><?xml version="1.0" encoding="utf-8"?>
-<ds:datastoreItem xmlns:ds="http://schemas.openxmlformats.org/officeDocument/2006/customXml" ds:itemID="{A910C076-0BA7-4A4F-B4A7-18F314315621}">
+<ds:datastoreItem xmlns:ds="http://schemas.openxmlformats.org/officeDocument/2006/customXml" ds:itemID="{C2CDF39D-0862-45F9-AEFE-63F452AC65BA}">
   <ds:schemaRefs>
     <ds:schemaRef ds:uri="http://schemas.openxmlformats.org/officeDocument/2006/bibliography"/>
   </ds:schemaRefs>
